--- a/klagomål/A 3379-2026 FSC-klagomål.docx
+++ b/klagomål/A 3379-2026 FSC-klagomål.docx
@@ -1401,7 +1401,7 @@
     <w:r>
       <w:tab/>
       <w:tab/>
-      <w:t>2026-02-17</w:t>
+      <w:t>2026-02-19</w:t>
       <w:br/>
       <w:br/>
     </w:r>

--- a/klagomål/A 3379-2026 FSC-klagomål.docx
+++ b/klagomål/A 3379-2026 FSC-klagomål.docx
@@ -1401,7 +1401,7 @@
     <w:r>
       <w:tab/>
       <w:tab/>
-      <w:t>2026-02-19</w:t>
+      <w:t>2026-02-20</w:t>
       <w:br/>
       <w:br/>
     </w:r>

--- a/klagomål/A 3379-2026 FSC-klagomål.docx
+++ b/klagomål/A 3379-2026 FSC-klagomål.docx
@@ -1401,7 +1401,7 @@
     <w:r>
       <w:tab/>
       <w:tab/>
-      <w:t>2026-02-20</w:t>
+      <w:t>2026-02-21</w:t>
       <w:br/>
       <w:br/>
     </w:r>

--- a/klagomål/A 3379-2026 FSC-klagomål.docx
+++ b/klagomål/A 3379-2026 FSC-klagomål.docx
@@ -1401,7 +1401,7 @@
     <w:r>
       <w:tab/>
       <w:tab/>
-      <w:t>2026-02-21</w:t>
+      <w:t>2026-02-22</w:t>
       <w:br/>
       <w:br/>
     </w:r>

--- a/klagomål/A 3379-2026 FSC-klagomål.docx
+++ b/klagomål/A 3379-2026 FSC-klagomål.docx
@@ -1401,7 +1401,7 @@
     <w:r>
       <w:tab/>
       <w:tab/>
-      <w:t>2026-02-22</w:t>
+      <w:t>2026-02-23</w:t>
       <w:br/>
       <w:br/>
     </w:r>

--- a/klagomål/A 3379-2026 FSC-klagomål.docx
+++ b/klagomål/A 3379-2026 FSC-klagomål.docx
@@ -1401,7 +1401,7 @@
     <w:r>
       <w:tab/>
       <w:tab/>
-      <w:t>2026-02-23</w:t>
+      <w:t>2026-02-24</w:t>
       <w:br/>
       <w:br/>
     </w:r>

--- a/klagomål/A 3379-2026 FSC-klagomål.docx
+++ b/klagomål/A 3379-2026 FSC-klagomål.docx
@@ -1401,7 +1401,7 @@
     <w:r>
       <w:tab/>
       <w:tab/>
-      <w:t>2026-02-24</w:t>
+      <w:t>2026-02-25</w:t>
       <w:br/>
       <w:br/>
     </w:r>

--- a/klagomål/A 3379-2026 FSC-klagomål.docx
+++ b/klagomål/A 3379-2026 FSC-klagomål.docx
@@ -1401,7 +1401,7 @@
     <w:r>
       <w:tab/>
       <w:tab/>
-      <w:t>2026-02-25</w:t>
+      <w:t>2026-02-26</w:t>
       <w:br/>
       <w:br/>
     </w:r>

--- a/klagomål/A 3379-2026 FSC-klagomål.docx
+++ b/klagomål/A 3379-2026 FSC-klagomål.docx
@@ -1401,7 +1401,7 @@
     <w:r>
       <w:tab/>
       <w:tab/>
-      <w:t>2026-02-26</w:t>
+      <w:t>2026-02-28</w:t>
       <w:br/>
       <w:br/>
     </w:r>

--- a/klagomål/A 3379-2026 FSC-klagomål.docx
+++ b/klagomål/A 3379-2026 FSC-klagomål.docx
@@ -1401,7 +1401,7 @@
     <w:r>
       <w:tab/>
       <w:tab/>
-      <w:t>2026-02-28</w:t>
+      <w:t>2026-03-01</w:t>
       <w:br/>
       <w:br/>
     </w:r>

--- a/klagomål/A 3379-2026 FSC-klagomål.docx
+++ b/klagomål/A 3379-2026 FSC-klagomål.docx
@@ -1401,7 +1401,7 @@
     <w:r>
       <w:tab/>
       <w:tab/>
-      <w:t>2026-03-01</w:t>
+      <w:t>2026-03-02</w:t>
       <w:br/>
       <w:br/>
     </w:r>

--- a/klagomål/A 3379-2026 FSC-klagomål.docx
+++ b/klagomål/A 3379-2026 FSC-klagomål.docx
@@ -298,7 +298,7 @@
         <w:rPr>
           <w:i/>
         </w:rPr>
-        <w:t xml:space="preserve"> 9070 Trädklädd betesmark </w:t>
+        <w:t xml:space="preserve"> 9070 Trädklädd betesmark</w:t>
       </w:r>
       <w:r>
         <w:t xml:space="preserve"> (SLU Artdatabanken, 2024).</w:t>
@@ -1401,7 +1401,7 @@
     <w:r>
       <w:tab/>
       <w:tab/>
-      <w:t>2026-03-02</w:t>
+      <w:t>2026-03-03</w:t>
       <w:br/>
       <w:br/>
     </w:r>

--- a/klagomål/A 3379-2026 FSC-klagomål.docx
+++ b/klagomål/A 3379-2026 FSC-klagomål.docx
@@ -1401,7 +1401,7 @@
     <w:r>
       <w:tab/>
       <w:tab/>
-      <w:t>2026-03-03</w:t>
+      <w:t>2026-03-04</w:t>
       <w:br/>
       <w:br/>
     </w:r>

--- a/klagomål/A 3379-2026 FSC-klagomål.docx
+++ b/klagomål/A 3379-2026 FSC-klagomål.docx
@@ -1401,7 +1401,7 @@
     <w:r>
       <w:tab/>
       <w:tab/>
-      <w:t>2026-03-04</w:t>
+      <w:t>2026-03-05</w:t>
       <w:br/>
       <w:br/>
     </w:r>

--- a/klagomål/A 3379-2026 FSC-klagomål.docx
+++ b/klagomål/A 3379-2026 FSC-klagomål.docx
@@ -1401,7 +1401,7 @@
     <w:r>
       <w:tab/>
       <w:tab/>
-      <w:t>2026-03-05</w:t>
+      <w:t>2026-03-06</w:t>
       <w:br/>
       <w:br/>
     </w:r>

--- a/klagomål/A 3379-2026 FSC-klagomål.docx
+++ b/klagomål/A 3379-2026 FSC-klagomål.docx
@@ -1401,7 +1401,7 @@
     <w:r>
       <w:tab/>
       <w:tab/>
-      <w:t>2026-03-06</w:t>
+      <w:t>2026-03-07</w:t>
       <w:br/>
       <w:br/>
     </w:r>

--- a/klagomål/A 3379-2026 FSC-klagomål.docx
+++ b/klagomål/A 3379-2026 FSC-klagomål.docx
@@ -1401,7 +1401,7 @@
     <w:r>
       <w:tab/>
       <w:tab/>
-      <w:t>2026-03-07</w:t>
+      <w:t>2026-03-08</w:t>
       <w:br/>
       <w:br/>
     </w:r>

--- a/klagomål/A 3379-2026 FSC-klagomål.docx
+++ b/klagomål/A 3379-2026 FSC-klagomål.docx
@@ -1401,7 +1401,7 @@
     <w:r>
       <w:tab/>
       <w:tab/>
-      <w:t>2026-03-08</w:t>
+      <w:t>2026-03-09</w:t>
       <w:br/>
       <w:br/>
     </w:r>

--- a/klagomål/A 3379-2026 FSC-klagomål.docx
+++ b/klagomål/A 3379-2026 FSC-klagomål.docx
@@ -1401,7 +1401,7 @@
     <w:r>
       <w:tab/>
       <w:tab/>
-      <w:t>2026-03-09</w:t>
+      <w:t>2026-03-10</w:t>
       <w:br/>
       <w:br/>
     </w:r>

--- a/klagomål/A 3379-2026 FSC-klagomål.docx
+++ b/klagomål/A 3379-2026 FSC-klagomål.docx
@@ -1401,7 +1401,7 @@
     <w:r>
       <w:tab/>
       <w:tab/>
-      <w:t>2026-03-10</w:t>
+      <w:t>2026-03-11</w:t>
       <w:br/>
       <w:br/>
     </w:r>

--- a/klagomål/A 3379-2026 FSC-klagomål.docx
+++ b/klagomål/A 3379-2026 FSC-klagomål.docx
@@ -1401,7 +1401,7 @@
     <w:r>
       <w:tab/>
       <w:tab/>
-      <w:t>2026-03-11</w:t>
+      <w:t>2026-03-12</w:t>
       <w:br/>
       <w:br/>
     </w:r>

--- a/klagomål/A 3379-2026 FSC-klagomål.docx
+++ b/klagomål/A 3379-2026 FSC-klagomål.docx
@@ -1401,7 +1401,7 @@
     <w:r>
       <w:tab/>
       <w:tab/>
-      <w:t>2026-03-12</w:t>
+      <w:t>2026-03-13</w:t>
       <w:br/>
       <w:br/>
     </w:r>

--- a/klagomål/A 3379-2026 FSC-klagomål.docx
+++ b/klagomål/A 3379-2026 FSC-klagomål.docx
@@ -1416,7 +1416,7 @@
     <w:r>
       <w:tab/>
       <w:tab/>
-      <w:t>2026-04-14</w:t>
+      <w:t>2026-04-15</w:t>
       <w:br/>
       <w:br/>
     </w:r>

--- a/klagomål/A 3379-2026 FSC-klagomål.docx
+++ b/klagomål/A 3379-2026 FSC-klagomål.docx
@@ -1416,7 +1416,7 @@
     <w:r>
       <w:tab/>
       <w:tab/>
-      <w:t>2026-04-15</w:t>
+      <w:t>2026-04-16</w:t>
       <w:br/>
       <w:br/>
     </w:r>

--- a/klagomål/A 3379-2026 FSC-klagomål.docx
+++ b/klagomål/A 3379-2026 FSC-klagomål.docx
@@ -1416,7 +1416,7 @@
     <w:r>
       <w:tab/>
       <w:tab/>
-      <w:t>2026-04-16</w:t>
+      <w:t>2026-04-17</w:t>
       <w:br/>
       <w:br/>
     </w:r>

--- a/klagomål/A 3379-2026 FSC-klagomål.docx
+++ b/klagomål/A 3379-2026 FSC-klagomål.docx
@@ -1416,7 +1416,7 @@
     <w:r>
       <w:tab/>
       <w:tab/>
-      <w:t>2026-04-17</w:t>
+      <w:t>2026-04-18</w:t>
       <w:br/>
       <w:br/>
     </w:r>

--- a/klagomål/A 3379-2026 FSC-klagomål.docx
+++ b/klagomål/A 3379-2026 FSC-klagomål.docx
@@ -254,7 +254,25 @@
         <w:t>Bårdlav</w:t>
       </w:r>
       <w:r>
-        <w:t xml:space="preserve"> signalerar miljöer med höga naturvärden och på lokalerna finns vanligtvis många andra ovanliga och rödlistade arter. Den visar även på platser med hög och jämn luftfuktighet. Bårdlav är typisk art för </w:t>
+        <w:t xml:space="preserve"> signalerar miljöer med höga naturvärden och på lokalerna finns vanligtvis många andra ovanliga och rödlistade arter. Den visar även på platser med hög och jämn luftfuktighet. På bårdlav och andra njurlavar (Nephroma) kan de sällsynta parasiterna </w:t>
+      </w:r>
+      <w:r>
+        <w:rPr>
+          <w:i/>
+        </w:rPr>
+        <w:t xml:space="preserve">Protounguicularia nephromatis </w:t>
+      </w:r>
+      <w:r>
+        <w:t xml:space="preserve">(VU) och </w:t>
+      </w:r>
+      <w:r>
+        <w:rPr>
+          <w:i/>
+        </w:rPr>
+        <w:t xml:space="preserve">Tremella nephromatis </w:t>
+      </w:r>
+      <w:r>
+        <w:t xml:space="preserve">(DD) påträffas. Bårdlav är typisk art för </w:t>
       </w:r>
       <w:r>
         <w:rPr>
@@ -272,7 +290,7 @@
         <w:t xml:space="preserve"> 9190 Näringsfattig ekskog</w:t>
       </w:r>
       <w:r>
-        <w:t xml:space="preserve"> (SLU Artdatabanken, 2025; Nitare &amp; Skogsstyrelsen, 2019).</w:t>
+        <w:t xml:space="preserve"> (SLU Artdatabanken, 2026; Nitare &amp; Skogsstyrelsen, 2019).</w:t>
       </w:r>
     </w:p>
     <w:p>
@@ -502,7 +520,7 @@
         <w:t>Pletocarpon nephromeum</w:t>
       </w:r>
       <w:r>
-        <w:t xml:space="preserve"> (EN), som växer på stuplav. Ytterligare två sällsynta lavparasiter, </w:t>
+        <w:t xml:space="preserve"> (EN), som växer på stuplav. Ytterligare tre sällsynta lavparasiter, </w:t>
       </w:r>
       <w:r>
         <w:rPr>
@@ -511,7 +529,7 @@
         <w:t>Protounguicularia nephromatis</w:t>
       </w:r>
       <w:r>
-        <w:t xml:space="preserve"> (VU) och </w:t>
+        <w:t xml:space="preserve"> (VU), </w:t>
       </w:r>
       <w:r>
         <w:rPr>
@@ -520,7 +538,16 @@
         <w:t>Refractohilum galligenum</w:t>
       </w:r>
       <w:r>
-        <w:t xml:space="preserve"> (NT), kan också påträffas på stuplav. Stuplav är typisk art för </w:t>
+        <w:t xml:space="preserve"> (NT) och </w:t>
+      </w:r>
+      <w:r>
+        <w:rPr>
+          <w:i/>
+        </w:rPr>
+        <w:t>Roselliniella nephromatis</w:t>
+      </w:r>
+      <w:r>
+        <w:t xml:space="preserve"> (DD), kan också påträffas på stuplav. Stuplav är typisk art för </w:t>
       </w:r>
       <w:r>
         <w:rPr>
@@ -1416,7 +1443,7 @@
     <w:r>
       <w:tab/>
       <w:tab/>
-      <w:t>2026-04-18</w:t>
+      <w:t>2026-04-19</w:t>
       <w:br/>
       <w:br/>
     </w:r>

--- a/klagomål/A 3379-2026 FSC-klagomål.docx
+++ b/klagomål/A 3379-2026 FSC-klagomål.docx
@@ -1443,7 +1443,7 @@
     <w:r>
       <w:tab/>
       <w:tab/>
-      <w:t>2026-04-19</w:t>
+      <w:t>2026-04-20</w:t>
       <w:br/>
       <w:br/>
     </w:r>

--- a/klagomål/A 3379-2026 FSC-klagomål.docx
+++ b/klagomål/A 3379-2026 FSC-klagomål.docx
@@ -1443,7 +1443,7 @@
     <w:r>
       <w:tab/>
       <w:tab/>
-      <w:t>2026-04-20</w:t>
+      <w:t>2026-04-21</w:t>
       <w:br/>
       <w:br/>
     </w:r>

--- a/klagomål/A 3379-2026 FSC-klagomål.docx
+++ b/klagomål/A 3379-2026 FSC-klagomål.docx
@@ -1443,7 +1443,7 @@
     <w:r>
       <w:tab/>
       <w:tab/>
-      <w:t>2026-04-21</w:t>
+      <w:t>2026-04-22</w:t>
       <w:br/>
       <w:br/>
     </w:r>

--- a/klagomål/A 3379-2026 FSC-klagomål.docx
+++ b/klagomål/A 3379-2026 FSC-klagomål.docx
@@ -1443,7 +1443,7 @@
     <w:r>
       <w:tab/>
       <w:tab/>
-      <w:t>2026-04-22</w:t>
+      <w:t>2026-04-23</w:t>
       <w:br/>
       <w:br/>
     </w:r>

--- a/klagomål/A 3379-2026 FSC-klagomål.docx
+++ b/klagomål/A 3379-2026 FSC-klagomål.docx
@@ -1443,7 +1443,7 @@
     <w:r>
       <w:tab/>
       <w:tab/>
-      <w:t>2026-04-23</w:t>
+      <w:t>2026-04-24</w:t>
       <w:br/>
       <w:br/>
     </w:r>

--- a/klagomål/A 3379-2026 FSC-klagomål.docx
+++ b/klagomål/A 3379-2026 FSC-klagomål.docx
@@ -1443,7 +1443,7 @@
     <w:r>
       <w:tab/>
       <w:tab/>
-      <w:t>2026-04-24</w:t>
+      <w:t>2026-04-25</w:t>
       <w:br/>
       <w:br/>
     </w:r>

--- a/klagomål/A 3379-2026 FSC-klagomål.docx
+++ b/klagomål/A 3379-2026 FSC-klagomål.docx
@@ -1443,7 +1443,7 @@
     <w:r>
       <w:tab/>
       <w:tab/>
-      <w:t>2026-04-25</w:t>
+      <w:t>2026-04-26</w:t>
       <w:br/>
       <w:br/>
     </w:r>

--- a/klagomål/A 3379-2026 FSC-klagomål.docx
+++ b/klagomål/A 3379-2026 FSC-klagomål.docx
@@ -1443,7 +1443,7 @@
     <w:r>
       <w:tab/>
       <w:tab/>
-      <w:t>2026-04-26</w:t>
+      <w:t>2026-04-27</w:t>
       <w:br/>
       <w:br/>
     </w:r>

--- a/klagomål/A 3379-2026 FSC-klagomål.docx
+++ b/klagomål/A 3379-2026 FSC-klagomål.docx
@@ -1443,7 +1443,7 @@
     <w:r>
       <w:tab/>
       <w:tab/>
-      <w:t>2026-04-27</w:t>
+      <w:t>2026-04-28</w:t>
       <w:br/>
       <w:br/>
     </w:r>

--- a/klagomål/A 3379-2026 FSC-klagomål.docx
+++ b/klagomål/A 3379-2026 FSC-klagomål.docx
@@ -1443,7 +1443,7 @@
     <w:r>
       <w:tab/>
       <w:tab/>
-      <w:t>2026-04-28</w:t>
+      <w:t>2026-04-29</w:t>
       <w:br/>
       <w:br/>
     </w:r>

--- a/klagomål/A 3379-2026 FSC-klagomål.docx
+++ b/klagomål/A 3379-2026 FSC-klagomål.docx
@@ -1443,7 +1443,7 @@
     <w:r>
       <w:tab/>
       <w:tab/>
-      <w:t>2026-04-29</w:t>
+      <w:t>2026-04-30</w:t>
       <w:br/>
       <w:br/>
     </w:r>

--- a/klagomål/A 3379-2026 FSC-klagomål.docx
+++ b/klagomål/A 3379-2026 FSC-klagomål.docx
@@ -1443,7 +1443,7 @@
     <w:r>
       <w:tab/>
       <w:tab/>
-      <w:t>2026-05-16</w:t>
+      <w:t>2026-05-17</w:t>
       <w:br/>
       <w:br/>
     </w:r>

--- a/klagomål/A 3379-2026 FSC-klagomål.docx
+++ b/klagomål/A 3379-2026 FSC-klagomål.docx
@@ -1443,7 +1443,7 @@
     <w:r>
       <w:tab/>
       <w:tab/>
-      <w:t>2026-05-17</w:t>
+      <w:t>2026-05-18</w:t>
       <w:br/>
       <w:br/>
     </w:r>

--- a/klagomål/A 3379-2026 FSC-klagomål.docx
+++ b/klagomål/A 3379-2026 FSC-klagomål.docx
@@ -1443,7 +1443,7 @@
     <w:r>
       <w:tab/>
       <w:tab/>
-      <w:t>2026-05-18</w:t>
+      <w:t>2026-05-19</w:t>
       <w:br/>
       <w:br/>
     </w:r>

--- a/klagomål/A 3379-2026 FSC-klagomål.docx
+++ b/klagomål/A 3379-2026 FSC-klagomål.docx
@@ -1443,7 +1443,7 @@
     <w:r>
       <w:tab/>
       <w:tab/>
-      <w:t>2026-05-19</w:t>
+      <w:t>2026-05-20</w:t>
       <w:br/>
       <w:br/>
     </w:r>

--- a/klagomål/A 3379-2026 FSC-klagomål.docx
+++ b/klagomål/A 3379-2026 FSC-klagomål.docx
@@ -1443,7 +1443,7 @@
     <w:r>
       <w:tab/>
       <w:tab/>
-      <w:t>2026-05-20</w:t>
+      <w:t>2026-05-21</w:t>
       <w:br/>
       <w:br/>
     </w:r>

--- a/klagomål/A 3379-2026 FSC-klagomål.docx
+++ b/klagomål/A 3379-2026 FSC-klagomål.docx
@@ -1443,7 +1443,7 @@
     <w:r>
       <w:tab/>
       <w:tab/>
-      <w:t>2026-05-21</w:t>
+      <w:t>2026-05-22</w:t>
       <w:br/>
       <w:br/>
     </w:r>

--- a/klagomål/A 3379-2026 FSC-klagomål.docx
+++ b/klagomål/A 3379-2026 FSC-klagomål.docx
@@ -1443,7 +1443,7 @@
     <w:r>
       <w:tab/>
       <w:tab/>
-      <w:t>2026-05-22</w:t>
+      <w:t>2026-05-23</w:t>
       <w:br/>
       <w:br/>
     </w:r>

--- a/klagomål/A 3379-2026 FSC-klagomål.docx
+++ b/klagomål/A 3379-2026 FSC-klagomål.docx
@@ -1443,7 +1443,7 @@
     <w:r>
       <w:tab/>
       <w:tab/>
-      <w:t>2026-05-23</w:t>
+      <w:t>2026-05-24</w:t>
       <w:br/>
       <w:br/>
     </w:r>

--- a/klagomål/A 3379-2026 FSC-klagomål.docx
+++ b/klagomål/A 3379-2026 FSC-klagomål.docx
@@ -1443,7 +1443,7 @@
     <w:r>
       <w:tab/>
       <w:tab/>
-      <w:t>2026-05-24</w:t>
+      <w:t>2026-05-25</w:t>
       <w:br/>
       <w:br/>
     </w:r>

--- a/klagomål/A 3379-2026 FSC-klagomål.docx
+++ b/klagomål/A 3379-2026 FSC-klagomål.docx
@@ -1443,7 +1443,7 @@
     <w:r>
       <w:tab/>
       <w:tab/>
-      <w:t>2026-05-25</w:t>
+      <w:t>2026-05-26</w:t>
       <w:br/>
       <w:br/>
     </w:r>

--- a/klagomål/A 3379-2026 FSC-klagomål.docx
+++ b/klagomål/A 3379-2026 FSC-klagomål.docx
@@ -1443,7 +1443,7 @@
     <w:r>
       <w:tab/>
       <w:tab/>
-      <w:t>2026-05-26</w:t>
+      <w:t>2026-05-27</w:t>
       <w:br/>
       <w:br/>
     </w:r>

--- a/klagomål/A 3379-2026 FSC-klagomål.docx
+++ b/klagomål/A 3379-2026 FSC-klagomål.docx
@@ -1443,7 +1443,7 @@
     <w:r>
       <w:tab/>
       <w:tab/>
-      <w:t>2026-05-27</w:t>
+      <w:t>2026-05-28</w:t>
       <w:br/>
       <w:br/>
     </w:r>

--- a/klagomål/A 3379-2026 FSC-klagomål.docx
+++ b/klagomål/A 3379-2026 FSC-klagomål.docx
@@ -1443,7 +1443,7 @@
     <w:r>
       <w:tab/>
       <w:tab/>
-      <w:t>2026-05-28</w:t>
+      <w:t>2026-05-29</w:t>
       <w:br/>
       <w:br/>
     </w:r>

--- a/klagomål/A 3379-2026 FSC-klagomål.docx
+++ b/klagomål/A 3379-2026 FSC-klagomål.docx
@@ -1443,7 +1443,7 @@
     <w:r>
       <w:tab/>
       <w:tab/>
-      <w:t>2026-05-29</w:t>
+      <w:t>2026-05-30</w:t>
       <w:br/>
       <w:br/>
     </w:r>

--- a/klagomål/A 3379-2026 FSC-klagomål.docx
+++ b/klagomål/A 3379-2026 FSC-klagomål.docx
@@ -1443,7 +1443,7 @@
     <w:r>
       <w:tab/>
       <w:tab/>
-      <w:t>2026-05-30</w:t>
+      <w:t>2026-05-31</w:t>
       <w:br/>
       <w:br/>
     </w:r>

--- a/klagomål/A 3379-2026 FSC-klagomål.docx
+++ b/klagomål/A 3379-2026 FSC-klagomål.docx
@@ -1443,7 +1443,7 @@
     <w:r>
       <w:tab/>
       <w:tab/>
-      <w:t>2026-05-31</w:t>
+      <w:t>2026-06-01</w:t>
       <w:br/>
       <w:br/>
     </w:r>

--- a/klagomål/A 3379-2026 FSC-klagomål.docx
+++ b/klagomål/A 3379-2026 FSC-klagomål.docx
@@ -1443,7 +1443,7 @@
     <w:r>
       <w:tab/>
       <w:tab/>
-      <w:t>2026-06-01</w:t>
+      <w:t>2026-06-02</w:t>
       <w:br/>
       <w:br/>
     </w:r>

--- a/klagomål/A 3379-2026 FSC-klagomål.docx
+++ b/klagomål/A 3379-2026 FSC-klagomål.docx
@@ -1443,7 +1443,7 @@
     <w:r>
       <w:tab/>
       <w:tab/>
-      <w:t>2026-06-02</w:t>
+      <w:t>2026-06-03</w:t>
       <w:br/>
       <w:br/>
     </w:r>

--- a/klagomål/A 3379-2026 FSC-klagomål.docx
+++ b/klagomål/A 3379-2026 FSC-klagomål.docx
@@ -1443,7 +1443,7 @@
     <w:r>
       <w:tab/>
       <w:tab/>
-      <w:t>2026-06-03</w:t>
+      <w:t>2026-06-04</w:t>
       <w:br/>
       <w:br/>
     </w:r>

--- a/klagomål/A 3379-2026 FSC-klagomål.docx
+++ b/klagomål/A 3379-2026 FSC-klagomål.docx
@@ -1443,7 +1443,7 @@
     <w:r>
       <w:tab/>
       <w:tab/>
-      <w:t>2026-06-04</w:t>
+      <w:t>2026-06-05</w:t>
       <w:br/>
       <w:br/>
     </w:r>

--- a/klagomål/A 3379-2026 FSC-klagomål.docx
+++ b/klagomål/A 3379-2026 FSC-klagomål.docx
@@ -1443,7 +1443,7 @@
     <w:r>
       <w:tab/>
       <w:tab/>
-      <w:t>2026-06-05</w:t>
+      <w:t>2026-06-06</w:t>
       <w:br/>
       <w:br/>
     </w:r>

--- a/klagomål/A 3379-2026 FSC-klagomål.docx
+++ b/klagomål/A 3379-2026 FSC-klagomål.docx
@@ -1443,7 +1443,7 @@
     <w:r>
       <w:tab/>
       <w:tab/>
-      <w:t>2026-06-06</w:t>
+      <w:t>2026-06-07</w:t>
       <w:br/>
       <w:br/>
     </w:r>

--- a/klagomål/A 3379-2026 FSC-klagomål.docx
+++ b/klagomål/A 3379-2026 FSC-klagomål.docx
@@ -1443,7 +1443,7 @@
     <w:r>
       <w:tab/>
       <w:tab/>
-      <w:t>2026-06-07</w:t>
+      <w:t>2026-06-08</w:t>
       <w:br/>
       <w:br/>
     </w:r>

--- a/klagomål/A 3379-2026 FSC-klagomål.docx
+++ b/klagomål/A 3379-2026 FSC-klagomål.docx
@@ -1443,7 +1443,7 @@
     <w:r>
       <w:tab/>
       <w:tab/>
-      <w:t>2026-06-08</w:t>
+      <w:t>2026-06-09</w:t>
       <w:br/>
       <w:br/>
     </w:r>

--- a/klagomål/A 3379-2026 FSC-klagomål.docx
+++ b/klagomål/A 3379-2026 FSC-klagomål.docx
@@ -1443,7 +1443,7 @@
     <w:r>
       <w:tab/>
       <w:tab/>
-      <w:t>2026-06-09</w:t>
+      <w:t>2026-06-10</w:t>
       <w:br/>
       <w:br/>
     </w:r>

--- a/klagomål/A 3379-2026 FSC-klagomål.docx
+++ b/klagomål/A 3379-2026 FSC-klagomål.docx
@@ -1443,7 +1443,7 @@
     <w:r>
       <w:tab/>
       <w:tab/>
-      <w:t>2026-06-10</w:t>
+      <w:t>2026-06-11</w:t>
       <w:br/>
       <w:br/>
     </w:r>

--- a/klagomål/A 3379-2026 FSC-klagomål.docx
+++ b/klagomål/A 3379-2026 FSC-klagomål.docx
@@ -1443,7 +1443,7 @@
     <w:r>
       <w:tab/>
       <w:tab/>
-      <w:t>2026-06-11</w:t>
+      <w:t>2026-06-12</w:t>
       <w:br/>
       <w:br/>
     </w:r>

--- a/klagomål/A 3379-2026 FSC-klagomål.docx
+++ b/klagomål/A 3379-2026 FSC-klagomål.docx
@@ -1443,7 +1443,7 @@
     <w:r>
       <w:tab/>
       <w:tab/>
-      <w:t>2026-06-12</w:t>
+      <w:t>2026-06-13</w:t>
       <w:br/>
       <w:br/>
     </w:r>

--- a/klagomål/A 3379-2026 FSC-klagomål.docx
+++ b/klagomål/A 3379-2026 FSC-klagomål.docx
@@ -1443,7 +1443,7 @@
     <w:r>
       <w:tab/>
       <w:tab/>
-      <w:t>2026-06-13</w:t>
+      <w:t>2026-06-14</w:t>
       <w:br/>
       <w:br/>
     </w:r>

--- a/klagomål/A 3379-2026 FSC-klagomål.docx
+++ b/klagomål/A 3379-2026 FSC-klagomål.docx
@@ -1443,7 +1443,7 @@
     <w:r>
       <w:tab/>
       <w:tab/>
-      <w:t>2026-06-15</w:t>
+      <w:t>2026-06-16</w:t>
       <w:br/>
       <w:br/>
     </w:r>

--- a/klagomål/A 3379-2026 FSC-klagomål.docx
+++ b/klagomål/A 3379-2026 FSC-klagomål.docx
@@ -1443,7 +1443,7 @@
     <w:r>
       <w:tab/>
       <w:tab/>
-      <w:t>2026-06-16</w:t>
+      <w:t>2026-06-17</w:t>
       <w:br/>
       <w:br/>
     </w:r>

--- a/klagomål/A 3379-2026 FSC-klagomål.docx
+++ b/klagomål/A 3379-2026 FSC-klagomål.docx
@@ -1,6 +1,6 @@
 
 <file path=word/document.xml><?xml version="1.0" encoding="utf-8"?>
-<w:document xmlns:wpc="http://schemas.microsoft.com/office/word/2010/wordprocessingCanvas" xmlns:cx="http://schemas.microsoft.com/office/drawing/2014/chartex" xmlns:cx1="http://schemas.microsoft.com/office/drawing/2015/9/8/chartex" xmlns:cx2="http://schemas.microsoft.com/office/drawing/2015/10/21/chartex" xmlns:cx3="http://schemas.microsoft.com/office/drawing/2016/5/9/chartex" xmlns:cx4="http://schemas.microsoft.com/office/drawing/2016/5/10/chartex" xmlns:cx5="http://schemas.microsoft.com/office/drawing/2016/5/11/chartex" xmlns:cx6="http://schemas.microsoft.com/office/drawing/2016/5/12/chartex" xmlns:cx7="http://schemas.microsoft.com/office/drawing/2016/5/13/chartex" xmlns:cx8="http://schemas.microsoft.com/office/drawing/2016/5/14/chartex" xmlns:mc="http://schemas.openxmlformats.org/markup-compatibility/2006" xmlns:aink="http://schemas.microsoft.com/office/drawing/2016/ink" xmlns:am3d="http://schemas.microsoft.com/office/drawing/2017/model3d" xmlns:o="urn:schemas-microsoft-com:office:office" xmlns:oel="http://schemas.microsoft.com/office/2019/extlst" xmlns:r="http://schemas.openxmlformats.org/officeDocument/2006/relationships" xmlns:m="http://schemas.openxmlformats.org/officeDocument/2006/math" xmlns:v="urn:schemas-microsoft-com:vml" xmlns:wp14="http://schemas.microsoft.com/office/word/2010/wordprocessingDrawing" xmlns:wp="http://schemas.openxmlformats.org/drawingml/2006/wordprocessingDrawing" xmlns:w10="urn:schemas-microsoft-com:office:word" xmlns:w="http://schemas.openxmlformats.org/wordprocessingml/2006/main" xmlns:w14="http://schemas.microsoft.com/office/word/2010/wordml" xmlns:w15="http://schemas.microsoft.com/office/word/2012/wordml" xmlns:w16cex="http://schemas.microsoft.com/office/word/2018/wordml/cex" xmlns:w16cid="http://schemas.microsoft.com/office/word/2016/wordml/cid" xmlns:w16="http://schemas.microsoft.com/office/word/2018/wordml" xmlns:w16sdtdh="http://schemas.microsoft.com/office/word/2020/wordml/sdtdatahash" xmlns:w16se="http://schemas.microsoft.com/office/word/2015/wordml/symex" xmlns:wpg="http://schemas.microsoft.com/office/word/2010/wordprocessingGroup" xmlns:wpi="http://schemas.microsoft.com/office/word/2010/wordprocessingInk" xmlns:wne="http://schemas.microsoft.com/office/word/2006/wordml" xmlns:wps="http://schemas.microsoft.com/office/word/2010/wordprocessingShape" mc:Ignorable="w14 w15 w16se w16cid w16 w16cex w16sdtdh wp14">
+<w:document xmlns:wpc="http://schemas.microsoft.com/office/word/2010/wordprocessingCanvas" xmlns:cx="http://schemas.microsoft.com/office/drawing/2014/chartex" xmlns:cx1="http://schemas.microsoft.com/office/drawing/2015/9/8/chartex" xmlns:cx2="http://schemas.microsoft.com/office/drawing/2015/10/21/chartex" xmlns:cx3="http://schemas.microsoft.com/office/drawing/2016/5/9/chartex" xmlns:cx4="http://schemas.microsoft.com/office/drawing/2016/5/10/chartex" xmlns:cx5="http://schemas.microsoft.com/office/drawing/2016/5/11/chartex" xmlns:cx6="http://schemas.microsoft.com/office/drawing/2016/5/12/chartex" xmlns:cx7="http://schemas.microsoft.com/office/drawing/2016/5/13/chartex" xmlns:cx8="http://schemas.microsoft.com/office/drawing/2016/5/14/chartex" xmlns:mc="http://schemas.openxmlformats.org/markup-compatibility/2006" xmlns:aink="http://schemas.microsoft.com/office/drawing/2016/ink" xmlns:am3d="http://schemas.microsoft.com/office/drawing/2017/model3d" xmlns:o="urn:schemas-microsoft-com:office:office" xmlns:oel="http://schemas.microsoft.com/office/2019/extlst" xmlns:r="http://schemas.openxmlformats.org/officeDocument/2006/relationships" xmlns:m="http://schemas.openxmlformats.org/officeDocument/2006/math" xmlns:v="urn:schemas-microsoft-com:vml" xmlns:wp14="http://schemas.microsoft.com/office/word/2010/wordprocessingDrawing" xmlns:wp="http://schemas.openxmlformats.org/drawingml/2006/wordprocessingDrawing" xmlns:w10="urn:schemas-microsoft-com:office:word" xmlns:w="http://schemas.openxmlformats.org/wordprocessingml/2006/main" xmlns:w14="http://schemas.microsoft.com/office/word/2010/wordml" xmlns:w15="http://schemas.microsoft.com/office/word/2012/wordml" xmlns:w16cex="http://schemas.microsoft.com/office/word/2018/wordml/cex" xmlns:w16cid="http://schemas.microsoft.com/office/word/2016/wordml/cid" xmlns:w16="http://schemas.microsoft.com/office/word/2018/wordml" xmlns:w16du="http://schemas.microsoft.com/office/word/2023/wordml/word16du" xmlns:w16sdtdh="http://schemas.microsoft.com/office/word/2020/wordml/sdtdatahash" xmlns:w16sdtfl="http://schemas.microsoft.com/office/word/2024/wordml/sdtformatlock" xmlns:w16se="http://schemas.microsoft.com/office/word/2015/wordml/symex" xmlns:wpg="http://schemas.microsoft.com/office/word/2010/wordprocessingGroup" xmlns:wpi="http://schemas.microsoft.com/office/word/2010/wordprocessingInk" xmlns:wne="http://schemas.microsoft.com/office/word/2006/wordml" xmlns:wps="http://schemas.microsoft.com/office/word/2010/wordprocessingShape" mc:Ignorable="w14 w15 w16se w16cid w16 w16cex w16sdtdh w16sdtfl w16du wp14">
   <w:body>
     <w:p>
       <w:r>
@@ -168,7 +168,7 @@
     </w:p>
     <w:p>
       <w:r>
-        <w:t>Detta dokument behandlar höga naturvärden i avverkningsanmälan A 3379-2026 i Sundsvalls kommun. Denna avverkningsanmälan inkom 2026-01-20 00:00:00 och omfattar 4,3 ha.</w:t>
+        <w:t>Detta dokument behandlar höga naturvärden i avverkningsanmälan A 3379-2026 i Sundsvalls kommun som inkom 2026-01-20 och omfattar 4,3 ha.</w:t>
       </w:r>
     </w:p>
     <w:p>
@@ -191,12 +191,15 @@
     </w:p>
     <w:p>
       <w:r>
-        <w:t>I avverkningsanmälan har följande 12 naturvårdsarter hittats: garnlav (NT), lunglav (NT), rosenticka (NT), tretåig hackspett (NT, §4), ullticka (NT), bårdlav (S), korallblylav (S), luddlav (S), skinnlav (S), stuplav (S), vedticka (S) och vågbandad barkbock (S). Av dessa är 5 rödlistade. För rödlistade arter har rödlistekategorin angivits inom parentes. Arter som är signalarter enligt Skogsstyrelsen har markerats med (S). För fridlysta arter anges även paragrafen i Artskyddsförordningen som arten är fridlyst enligt.</w:t>
+        <w:t>I avverkningsanmälan har följande 12 naturvårdsarter hittats: garnlav (VU, T), lunglav (NT, T), rosenticka (NT, T), tretåig hackspett (NT, T, §4), ullticka (NT, T), bårdlav (S, T), korallblylav (S, T), luddlav (S, T), skinnlav (S, T), stuplav (S, T), vedticka (S, T) och vågbandad barkbock (S). Av dessa är 5 rödlistade. För rödlistade arter har rödlistekategorin angivits inom parentes. Arter som är signalarter enligt Skogsstyrelsen har markerats med (S). Typiska arter inom Natura 2000 som är kopplade till skogsekosystem har markerats med (T). För fridlysta arter anges även paragrafen i Artskyddsförordningen som arten är fridlyst enligt.</w:t>
       </w:r>
     </w:p>
     <w:p>
       <w:r>
-        <w:t>De påträffade naturvårdsarterna är ett tydligt kvitto på att detta rör sig om en skog med höga naturvärden. I Figur 1 visas en karta över det avverkningsanmälda området, där samtliga fyndplatser för naturvårdsarter som finns registrerade på Artportalen har markerats.</w:t>
+        <w:t>De påträffade naturvårdsarterna är ett tydligt kvitto på att det rör sig om en skog med höga naturvärden.</w:t>
+      </w:r>
+      <w:r>
+        <w:t xml:space="preserve"> I Figur 1 visas fyndplatser för naturvårdsarter i området, som finns registrerade på Artportalen.</w:t>
       </w:r>
     </w:p>
     <w:p>
@@ -206,7 +209,7 @@
       <w:r>
         <w:drawing>
           <wp:inline xmlns:a="http://schemas.openxmlformats.org/drawingml/2006/main" xmlns:pic="http://schemas.openxmlformats.org/drawingml/2006/picture">
-            <wp:extent cx="5486400" cy="5983634"/>
+            <wp:extent cx="5441715" cy="5688000"/>
             <wp:docPr id="1" name="Picture 1"/>
             <wp:cNvGraphicFramePr>
               <a:graphicFrameLocks noChangeAspect="1"/>
@@ -227,7 +230,7 @@
                   <pic:spPr>
                     <a:xfrm>
                       <a:off x="0" y="0"/>
-                      <a:ext cx="5486400" cy="5983634"/>
+                      <a:ext cx="5441715" cy="5688000"/>
                     </a:xfrm>
                     <a:prstGeom prst="rect"/>
                   </pic:spPr>
@@ -241,9 +244,79 @@
     <w:p>
       <w:pPr>
         <w:pStyle w:val="Caption"/>
+        <w:spacing w:after="240"/>
       </w:pPr>
       <w:r>
-        <w:t>Figur 1. Fyndplatser för naturvårdsarter i det avverkningsanmälda området (röd linje). Markörer utan svart kant är placerade på fyndplatsen. Markörer med svart kant är placerade vid sidan av fyndplatsen och har ett svart streck som visar fyndplatsens exakta position. Kartans mittpunktskoordinat är N 6971215, E 582475 i SWEREF 99 TM.</w:t>
+        <w:t>Figur 1. Fyndplatser för naturvårdsarter i avverkningsanmälan (röd linje). Markörer utan svart kant är placerade på fyndplatsen. Markörer med svart kant är placerade vid sidan av fyndplatsen och har ett svart streck som visar fyndplatsens exakta position. Kartans mittpunktskoordinat är N 6971215, E 582475 i SWEREF 99 TM.</w:t>
+      </w:r>
+    </w:p>
+    <w:p>
+      <w:pPr>
+        <w:pStyle w:val="Heading2"/>
+      </w:pPr>
+      <w:r>
+        <w:t>Fridlysta arter</w:t>
+      </w:r>
+    </w:p>
+    <w:p>
+      <w:r>
+        <w:t>Följande fridlysta arter har sina livsmiljöer och växtplatser i den avverkningsanmälda skogen: tretåig hackspett (NT, T, §4).</w:t>
+      </w:r>
+    </w:p>
+    <w:p>
+      <w:r>
+        <w:t xml:space="preserve">Observera att medlemsländerna är skyldiga att agera i enlighet med EU:s fågeldirektiv där det uttryckligen står att direktivet gäller för fåglar samt för deras ägg, bon och </w:t>
+      </w:r>
+      <w:r>
+        <w:rPr>
+          <w:b/>
+        </w:rPr>
+        <w:t xml:space="preserve">livsmiljöer </w:t>
+      </w:r>
+      <w:r>
+        <w:t>(artikel 1). Vidare att de åtgärder som vidtas inte får leda till en försämring av den nuvarande situationen beträffande bevarandet av de fågelarter som avses i artikel 1 (artikel 13). Fågeldirektivet är styrande för tillsynsansvariga myndigheters ärendehantering, ställningstaganden och beslutsfattande.</w:t>
+      </w:r>
+    </w:p>
+    <w:p>
+      <w:r>
+        <w:rPr>
+          <w:b/>
+        </w:rPr>
+        <w:t>Tretåig hackspett (NT, §4)</w:t>
+      </w:r>
+      <w:r>
+        <w:t xml:space="preserve"> är rödlistad som nära hotad och ingår i bilaga 1 i EU:s fågeldirektiv. Tretåig hackspett är för sin överlevnad beroende av kontinuerlig tillförsel av äldre döende och död ved, som sker genom naturliga självgallringsprocesser i äldre grannaturskogar och barrblandade naturskogar. Om en skog genom skogsbruk gallras eller glesas ur så upphör och uteblir i stort sett den naturliga självgallringsprocessen för mycket lång tid framöver vilket omöjliggör upprätthållandet av den kontinuerliga ekologiska funktionen i ett område. Det finns studier som visar att naturskogens självgallringsprocess som den tretåiga hackspetten är beroende av, inte kan ersättas med efterlämnad hänsyn i skogsbruket (Imbeau &amp; Desrochers, 2002). Storleken på häckningsreviret varierar med skogstypen, förekomsten av död ved och graden av fragmentering, men är i allmänhet i storleksordningen 25–100 hektar. Vintertid krävs ofta betydligt större områden och det finns studier som antyder att arten behöver minst 100 hektar äldre skog. I områden med låg bonitet kan det behövas över 200 hektar lämpligt habitat för att ett par ska kunna reproducera sig. Områden med dokumenterad permanent förekomst i naturskogsmiljöer har vanligen så stora naturvärden att skogsbruk är olämpligt. Tretåig hackspett är typisk art för </w:t>
+      </w:r>
+      <w:r>
+        <w:rPr>
+          <w:i/>
+        </w:rPr>
+        <w:t xml:space="preserve">9010 Taiga, 9740 Skogsbevuxen myr, 9030 Landhöjningsskog </w:t>
+      </w:r>
+      <w:r>
+        <w:t xml:space="preserve">och </w:t>
+      </w:r>
+      <w:r>
+        <w:rPr>
+          <w:i/>
+        </w:rPr>
+        <w:t>9040 Fjällbjörkskog</w:t>
+      </w:r>
+      <w:r>
+        <w:t xml:space="preserve"> (Skogsstyrelsen, 2016; SLU Artdatabanken, 2024).</w:t>
+      </w:r>
+    </w:p>
+    <w:p>
+      <w:r>
+        <w:t>I BILAGA 1 finns mer detaljerad information om ekologi samt krav på livsmiljö hos fridlysta arter.</w:t>
+      </w:r>
+    </w:p>
+    <w:p>
+      <w:pPr>
+        <w:pStyle w:val="Heading2"/>
+      </w:pPr>
+      <w:r>
+        <w:t>Övriga naturvårdsarter</w:t>
       </w:r>
     </w:p>
     <w:p>
@@ -644,67 +717,6 @@
       </w:r>
       <w:r>
         <w:t>är en långhorning vars larvutveckling sker under bark på nyligen döda stående barrträd, främst gran, mer undantagsvis på tall. Främst i stående träd, särskilt gamla, långsamvuxna granar med grov bark, även i grövre grenar, stubbar eller vindfällen. Arten är starkt knuten till naturskogsliknande granskogar, och gynnas av extrema torrsomrar som försvagar träden. Arten påverkas negativt av brist på kontinuitetsskog och en minskning av populationen pågår eller förväntas ske (SLU Artdatabanken, 2025).</w:t>
-      </w:r>
-    </w:p>
-    <w:p>
-      <w:pPr>
-        <w:pStyle w:val="Heading1"/>
-      </w:pPr>
-      <w:r>
-        <w:t>Fridlysta arter</w:t>
-      </w:r>
-    </w:p>
-    <w:p>
-      <w:r>
-        <w:t>Följande fridlysta arter har sina livsmiljöer och växtplatser i den avverkningsanmälda skogen: tretåig hackspett (NT, §4).</w:t>
-      </w:r>
-    </w:p>
-    <w:p>
-      <w:r>
-        <w:t xml:space="preserve">Observera att medlemsländerna är skyldiga att agera i enlighet med EU:s fågeldirektiv där det uttryckligen står att direktivet gäller för fåglar samt för deras ägg, bon och </w:t>
-      </w:r>
-      <w:r>
-        <w:rPr>
-          <w:b/>
-        </w:rPr>
-        <w:t xml:space="preserve">livsmiljöer </w:t>
-      </w:r>
-      <w:r>
-        <w:t>(artikel 1). Vidare att de åtgärder som vidtas inte får leda till en försämring av den nuvarande situationen beträffande bevarandet av de fågelarter som avses i artikel 1 (artikel 13). Fågeldirektivet är styrande för tillsynsansvariga myndigheters ärendehantering, ställningstaganden och beslutsfattande.</w:t>
-      </w:r>
-    </w:p>
-    <w:p>
-      <w:r>
-        <w:rPr>
-          <w:b/>
-        </w:rPr>
-        <w:t>Tretåig hackspett (NT, §4)</w:t>
-      </w:r>
-      <w:r>
-        <w:t xml:space="preserve"> är rödlistad som nära hotad och ingår i bilaga 1 i EU:s fågeldirektiv. Tretåig hackspett är för sin överlevnad beroende av kontinuerlig tillförsel av äldre döende och död ved, som sker genom naturliga självgallringsprocesser i äldre grannaturskogar och barrblandade naturskogar. Om en skog genom skogsbruk gallras eller glesas ur så upphör och uteblir i stort sett den naturliga självgallringsprocessen för mycket lång tid framöver vilket omöjliggör upprätthållandet av den kontinuerliga ekologiska funktionen i ett område. Det finns studier som visar att naturskogens självgallringsprocess som den tretåiga hackspetten är beroende av, inte kan ersättas med efterlämnad hänsyn i skogsbruket (Imbeau &amp; Desrochers, 2002). Storleken på häckningsreviret varierar med skogstypen, förekomsten av död ved och graden av fragmentering, men är i allmänhet i storleksordningen 25–100 hektar. Vintertid krävs ofta betydligt större områden och det finns studier som antyder att arten behöver minst 100 hektar äldre skog. I områden med låg bonitet kan det behövas över 200 hektar lämpligt habitat för att ett par ska kunna reproducera sig. Områden med dokumenterad permanent förekomst i naturskogsmiljöer har vanligen så stora naturvärden att skogsbruk är olämpligt. Tretåig hackspett är typisk art för </w:t>
-      </w:r>
-      <w:r>
-        <w:rPr>
-          <w:i/>
-        </w:rPr>
-        <w:t xml:space="preserve">9010 Taiga, 9740 Skogsbevuxen myr, 9030 Landhöjningsskog </w:t>
-      </w:r>
-      <w:r>
-        <w:t xml:space="preserve">och </w:t>
-      </w:r>
-      <w:r>
-        <w:rPr>
-          <w:i/>
-        </w:rPr>
-        <w:t>9040 Fjällbjörkskog</w:t>
-      </w:r>
-      <w:r>
-        <w:t xml:space="preserve"> (Skogsstyrelsen, 2016; SLU Artdatabanken, 2024).</w:t>
-      </w:r>
-    </w:p>
-    <w:p>
-      <w:r>
-        <w:t>I BILAGA 1 finns mer detaljerad information om ekologi samt krav på livsmiljö hos fridlysta arter.</w:t>
       </w:r>
     </w:p>
     <w:p>
@@ -1333,7 +1345,7 @@
 </file>
 
 <file path=word/endnotes.xml><?xml version="1.0" encoding="utf-8"?>
-<w:endnotes xmlns:wpc="http://schemas.microsoft.com/office/word/2010/wordprocessingCanvas" xmlns:cx="http://schemas.microsoft.com/office/drawing/2014/chartex" xmlns:cx1="http://schemas.microsoft.com/office/drawing/2015/9/8/chartex" xmlns:cx2="http://schemas.microsoft.com/office/drawing/2015/10/21/chartex" xmlns:cx3="http://schemas.microsoft.com/office/drawing/2016/5/9/chartex" xmlns:cx4="http://schemas.microsoft.com/office/drawing/2016/5/10/chartex" xmlns:cx5="http://schemas.microsoft.com/office/drawing/2016/5/11/chartex" xmlns:cx6="http://schemas.microsoft.com/office/drawing/2016/5/12/chartex" xmlns:cx7="http://schemas.microsoft.com/office/drawing/2016/5/13/chartex" xmlns:cx8="http://schemas.microsoft.com/office/drawing/2016/5/14/chartex" xmlns:mc="http://schemas.openxmlformats.org/markup-compatibility/2006" xmlns:aink="http://schemas.microsoft.com/office/drawing/2016/ink" xmlns:am3d="http://schemas.microsoft.com/office/drawing/2017/model3d" xmlns:o="urn:schemas-microsoft-com:office:office" xmlns:oel="http://schemas.microsoft.com/office/2019/extlst" xmlns:r="http://schemas.openxmlformats.org/officeDocument/2006/relationships" xmlns:m="http://schemas.openxmlformats.org/officeDocument/2006/math" xmlns:v="urn:schemas-microsoft-com:vml" xmlns:wp14="http://schemas.microsoft.com/office/word/2010/wordprocessingDrawing" xmlns:wp="http://schemas.openxmlformats.org/drawingml/2006/wordprocessingDrawing" xmlns:w10="urn:schemas-microsoft-com:office:word" xmlns:w="http://schemas.openxmlformats.org/wordprocessingml/2006/main" xmlns:w14="http://schemas.microsoft.com/office/word/2010/wordml" xmlns:w15="http://schemas.microsoft.com/office/word/2012/wordml" xmlns:w16cex="http://schemas.microsoft.com/office/word/2018/wordml/cex" xmlns:w16cid="http://schemas.microsoft.com/office/word/2016/wordml/cid" xmlns:w16="http://schemas.microsoft.com/office/word/2018/wordml" xmlns:w16sdtdh="http://schemas.microsoft.com/office/word/2020/wordml/sdtdatahash" xmlns:w16se="http://schemas.microsoft.com/office/word/2015/wordml/symex" xmlns:wpg="http://schemas.microsoft.com/office/word/2010/wordprocessingGroup" xmlns:wpi="http://schemas.microsoft.com/office/word/2010/wordprocessingInk" xmlns:wne="http://schemas.microsoft.com/office/word/2006/wordml" xmlns:wps="http://schemas.microsoft.com/office/word/2010/wordprocessingShape" mc:Ignorable="w14 w15 w16se w16cid w16 w16cex w16sdtdh wp14">
+<w:endnotes xmlns:wpc="http://schemas.microsoft.com/office/word/2010/wordprocessingCanvas" xmlns:cx="http://schemas.microsoft.com/office/drawing/2014/chartex" xmlns:cx1="http://schemas.microsoft.com/office/drawing/2015/9/8/chartex" xmlns:cx2="http://schemas.microsoft.com/office/drawing/2015/10/21/chartex" xmlns:cx3="http://schemas.microsoft.com/office/drawing/2016/5/9/chartex" xmlns:cx4="http://schemas.microsoft.com/office/drawing/2016/5/10/chartex" xmlns:cx5="http://schemas.microsoft.com/office/drawing/2016/5/11/chartex" xmlns:cx6="http://schemas.microsoft.com/office/drawing/2016/5/12/chartex" xmlns:cx7="http://schemas.microsoft.com/office/drawing/2016/5/13/chartex" xmlns:cx8="http://schemas.microsoft.com/office/drawing/2016/5/14/chartex" xmlns:mc="http://schemas.openxmlformats.org/markup-compatibility/2006" xmlns:aink="http://schemas.microsoft.com/office/drawing/2016/ink" xmlns:am3d="http://schemas.microsoft.com/office/drawing/2017/model3d" xmlns:o="urn:schemas-microsoft-com:office:office" xmlns:oel="http://schemas.microsoft.com/office/2019/extlst" xmlns:r="http://schemas.openxmlformats.org/officeDocument/2006/relationships" xmlns:m="http://schemas.openxmlformats.org/officeDocument/2006/math" xmlns:v="urn:schemas-microsoft-com:vml" xmlns:wp14="http://schemas.microsoft.com/office/word/2010/wordprocessingDrawing" xmlns:wp="http://schemas.openxmlformats.org/drawingml/2006/wordprocessingDrawing" xmlns:w10="urn:schemas-microsoft-com:office:word" xmlns:w="http://schemas.openxmlformats.org/wordprocessingml/2006/main" xmlns:w14="http://schemas.microsoft.com/office/word/2010/wordml" xmlns:w15="http://schemas.microsoft.com/office/word/2012/wordml" xmlns:w16cex="http://schemas.microsoft.com/office/word/2018/wordml/cex" xmlns:w16cid="http://schemas.microsoft.com/office/word/2016/wordml/cid" xmlns:w16="http://schemas.microsoft.com/office/word/2018/wordml" xmlns:w16du="http://schemas.microsoft.com/office/word/2023/wordml/word16du" xmlns:w16sdtdh="http://schemas.microsoft.com/office/word/2020/wordml/sdtdatahash" xmlns:w16sdtfl="http://schemas.microsoft.com/office/word/2024/wordml/sdtformatlock" xmlns:w16se="http://schemas.microsoft.com/office/word/2015/wordml/symex" xmlns:wpg="http://schemas.microsoft.com/office/word/2010/wordprocessingGroup" xmlns:wpi="http://schemas.microsoft.com/office/word/2010/wordprocessingInk" xmlns:wne="http://schemas.microsoft.com/office/word/2006/wordml" xmlns:wps="http://schemas.microsoft.com/office/word/2010/wordprocessingShape" mc:Ignorable="w14 w15 w16se w16cid w16 w16cex w16sdtdh w16sdtfl w16du wp14">
   <w:endnote w:type="separator" w:id="-1">
     <w:p>
       <w:pPr>
@@ -1358,7 +1370,7 @@
 </file>
 
 <file path=word/footer1.xml><?xml version="1.0" encoding="utf-8"?>
-<w:ftr xmlns:wpc="http://schemas.microsoft.com/office/word/2010/wordprocessingCanvas" xmlns:cx="http://schemas.microsoft.com/office/drawing/2014/chartex" xmlns:cx1="http://schemas.microsoft.com/office/drawing/2015/9/8/chartex" xmlns:cx2="http://schemas.microsoft.com/office/drawing/2015/10/21/chartex" xmlns:cx3="http://schemas.microsoft.com/office/drawing/2016/5/9/chartex" xmlns:cx4="http://schemas.microsoft.com/office/drawing/2016/5/10/chartex" xmlns:cx5="http://schemas.microsoft.com/office/drawing/2016/5/11/chartex" xmlns:cx6="http://schemas.microsoft.com/office/drawing/2016/5/12/chartex" xmlns:cx7="http://schemas.microsoft.com/office/drawing/2016/5/13/chartex" xmlns:cx8="http://schemas.microsoft.com/office/drawing/2016/5/14/chartex" xmlns:mc="http://schemas.openxmlformats.org/markup-compatibility/2006" xmlns:aink="http://schemas.microsoft.com/office/drawing/2016/ink" xmlns:am3d="http://schemas.microsoft.com/office/drawing/2017/model3d" xmlns:o="urn:schemas-microsoft-com:office:office" xmlns:oel="http://schemas.microsoft.com/office/2019/extlst" xmlns:r="http://schemas.openxmlformats.org/officeDocument/2006/relationships" xmlns:m="http://schemas.openxmlformats.org/officeDocument/2006/math" xmlns:v="urn:schemas-microsoft-com:vml" xmlns:wp14="http://schemas.microsoft.com/office/word/2010/wordprocessingDrawing" xmlns:wp="http://schemas.openxmlformats.org/drawingml/2006/wordprocessingDrawing" xmlns:w10="urn:schemas-microsoft-com:office:word" xmlns:w="http://schemas.openxmlformats.org/wordprocessingml/2006/main" xmlns:w14="http://schemas.microsoft.com/office/word/2010/wordml" xmlns:w15="http://schemas.microsoft.com/office/word/2012/wordml" xmlns:w16cex="http://schemas.microsoft.com/office/word/2018/wordml/cex" xmlns:w16cid="http://schemas.microsoft.com/office/word/2016/wordml/cid" xmlns:w16="http://schemas.microsoft.com/office/word/2018/wordml" xmlns:w16sdtdh="http://schemas.microsoft.com/office/word/2020/wordml/sdtdatahash" xmlns:w16se="http://schemas.microsoft.com/office/word/2015/wordml/symex" xmlns:wpg="http://schemas.microsoft.com/office/word/2010/wordprocessingGroup" xmlns:wpi="http://schemas.microsoft.com/office/word/2010/wordprocessingInk" xmlns:wne="http://schemas.microsoft.com/office/word/2006/wordml" xmlns:wps="http://schemas.microsoft.com/office/word/2010/wordprocessingShape" mc:Ignorable="w14 w15 w16se w16cid w16 w16cex w16sdtdh wp14">
+<w:ftr xmlns:wpc="http://schemas.microsoft.com/office/word/2010/wordprocessingCanvas" xmlns:cx="http://schemas.microsoft.com/office/drawing/2014/chartex" xmlns:cx1="http://schemas.microsoft.com/office/drawing/2015/9/8/chartex" xmlns:cx2="http://schemas.microsoft.com/office/drawing/2015/10/21/chartex" xmlns:cx3="http://schemas.microsoft.com/office/drawing/2016/5/9/chartex" xmlns:cx4="http://schemas.microsoft.com/office/drawing/2016/5/10/chartex" xmlns:cx5="http://schemas.microsoft.com/office/drawing/2016/5/11/chartex" xmlns:cx6="http://schemas.microsoft.com/office/drawing/2016/5/12/chartex" xmlns:cx7="http://schemas.microsoft.com/office/drawing/2016/5/13/chartex" xmlns:cx8="http://schemas.microsoft.com/office/drawing/2016/5/14/chartex" xmlns:mc="http://schemas.openxmlformats.org/markup-compatibility/2006" xmlns:aink="http://schemas.microsoft.com/office/drawing/2016/ink" xmlns:am3d="http://schemas.microsoft.com/office/drawing/2017/model3d" xmlns:o="urn:schemas-microsoft-com:office:office" xmlns:oel="http://schemas.microsoft.com/office/2019/extlst" xmlns:r="http://schemas.openxmlformats.org/officeDocument/2006/relationships" xmlns:m="http://schemas.openxmlformats.org/officeDocument/2006/math" xmlns:v="urn:schemas-microsoft-com:vml" xmlns:wp14="http://schemas.microsoft.com/office/word/2010/wordprocessingDrawing" xmlns:wp="http://schemas.openxmlformats.org/drawingml/2006/wordprocessingDrawing" xmlns:w10="urn:schemas-microsoft-com:office:word" xmlns:w="http://schemas.openxmlformats.org/wordprocessingml/2006/main" xmlns:w14="http://schemas.microsoft.com/office/word/2010/wordml" xmlns:w15="http://schemas.microsoft.com/office/word/2012/wordml" xmlns:w16cex="http://schemas.microsoft.com/office/word/2018/wordml/cex" xmlns:w16cid="http://schemas.microsoft.com/office/word/2016/wordml/cid" xmlns:w16="http://schemas.microsoft.com/office/word/2018/wordml" xmlns:w16du="http://schemas.microsoft.com/office/word/2023/wordml/word16du" xmlns:w16sdtdh="http://schemas.microsoft.com/office/word/2020/wordml/sdtdatahash" xmlns:w16sdtfl="http://schemas.microsoft.com/office/word/2024/wordml/sdtformatlock" xmlns:w16se="http://schemas.microsoft.com/office/word/2015/wordml/symex" xmlns:wpg="http://schemas.microsoft.com/office/word/2010/wordprocessingGroup" xmlns:wpi="http://schemas.microsoft.com/office/word/2010/wordprocessingInk" xmlns:wne="http://schemas.microsoft.com/office/word/2006/wordml" xmlns:wps="http://schemas.microsoft.com/office/word/2010/wordprocessingShape" mc:Ignorable="w14 w15 w16se w16cid w16 w16cex w16sdtdh w16sdtfl w16du wp14">
   <w:p>
     <w:pPr>
       <w:pStyle w:val="Footer"/>
@@ -1368,7 +1380,7 @@
 </file>
 
 <file path=word/footer2.xml><?xml version="1.0" encoding="utf-8"?>
-<w:ftr xmlns:wpc="http://schemas.microsoft.com/office/word/2010/wordprocessingCanvas" xmlns:cx="http://schemas.microsoft.com/office/drawing/2014/chartex" xmlns:cx1="http://schemas.microsoft.com/office/drawing/2015/9/8/chartex" xmlns:cx2="http://schemas.microsoft.com/office/drawing/2015/10/21/chartex" xmlns:cx3="http://schemas.microsoft.com/office/drawing/2016/5/9/chartex" xmlns:cx4="http://schemas.microsoft.com/office/drawing/2016/5/10/chartex" xmlns:cx5="http://schemas.microsoft.com/office/drawing/2016/5/11/chartex" xmlns:cx6="http://schemas.microsoft.com/office/drawing/2016/5/12/chartex" xmlns:cx7="http://schemas.microsoft.com/office/drawing/2016/5/13/chartex" xmlns:cx8="http://schemas.microsoft.com/office/drawing/2016/5/14/chartex" xmlns:mc="http://schemas.openxmlformats.org/markup-compatibility/2006" xmlns:aink="http://schemas.microsoft.com/office/drawing/2016/ink" xmlns:am3d="http://schemas.microsoft.com/office/drawing/2017/model3d" xmlns:o="urn:schemas-microsoft-com:office:office" xmlns:oel="http://schemas.microsoft.com/office/2019/extlst" xmlns:r="http://schemas.openxmlformats.org/officeDocument/2006/relationships" xmlns:m="http://schemas.openxmlformats.org/officeDocument/2006/math" xmlns:v="urn:schemas-microsoft-com:vml" xmlns:wp14="http://schemas.microsoft.com/office/word/2010/wordprocessingDrawing" xmlns:wp="http://schemas.openxmlformats.org/drawingml/2006/wordprocessingDrawing" xmlns:w10="urn:schemas-microsoft-com:office:word" xmlns:w="http://schemas.openxmlformats.org/wordprocessingml/2006/main" xmlns:w14="http://schemas.microsoft.com/office/word/2010/wordml" xmlns:w15="http://schemas.microsoft.com/office/word/2012/wordml" xmlns:w16cex="http://schemas.microsoft.com/office/word/2018/wordml/cex" xmlns:w16cid="http://schemas.microsoft.com/office/word/2016/wordml/cid" xmlns:w16="http://schemas.microsoft.com/office/word/2018/wordml" xmlns:w16sdtdh="http://schemas.microsoft.com/office/word/2020/wordml/sdtdatahash" xmlns:w16se="http://schemas.microsoft.com/office/word/2015/wordml/symex" xmlns:wpg="http://schemas.microsoft.com/office/word/2010/wordprocessingGroup" xmlns:wpi="http://schemas.microsoft.com/office/word/2010/wordprocessingInk" xmlns:wne="http://schemas.microsoft.com/office/word/2006/wordml" xmlns:wps="http://schemas.microsoft.com/office/word/2010/wordprocessingShape" mc:Ignorable="w14 w15 w16se w16cid w16 w16cex w16sdtdh wp14">
+<w:ftr xmlns:wpc="http://schemas.microsoft.com/office/word/2010/wordprocessingCanvas" xmlns:cx="http://schemas.microsoft.com/office/drawing/2014/chartex" xmlns:cx1="http://schemas.microsoft.com/office/drawing/2015/9/8/chartex" xmlns:cx2="http://schemas.microsoft.com/office/drawing/2015/10/21/chartex" xmlns:cx3="http://schemas.microsoft.com/office/drawing/2016/5/9/chartex" xmlns:cx4="http://schemas.microsoft.com/office/drawing/2016/5/10/chartex" xmlns:cx5="http://schemas.microsoft.com/office/drawing/2016/5/11/chartex" xmlns:cx6="http://schemas.microsoft.com/office/drawing/2016/5/12/chartex" xmlns:cx7="http://schemas.microsoft.com/office/drawing/2016/5/13/chartex" xmlns:cx8="http://schemas.microsoft.com/office/drawing/2016/5/14/chartex" xmlns:mc="http://schemas.openxmlformats.org/markup-compatibility/2006" xmlns:aink="http://schemas.microsoft.com/office/drawing/2016/ink" xmlns:am3d="http://schemas.microsoft.com/office/drawing/2017/model3d" xmlns:o="urn:schemas-microsoft-com:office:office" xmlns:oel="http://schemas.microsoft.com/office/2019/extlst" xmlns:r="http://schemas.openxmlformats.org/officeDocument/2006/relationships" xmlns:m="http://schemas.openxmlformats.org/officeDocument/2006/math" xmlns:v="urn:schemas-microsoft-com:vml" xmlns:wp14="http://schemas.microsoft.com/office/word/2010/wordprocessingDrawing" xmlns:wp="http://schemas.openxmlformats.org/drawingml/2006/wordprocessingDrawing" xmlns:w10="urn:schemas-microsoft-com:office:word" xmlns:w="http://schemas.openxmlformats.org/wordprocessingml/2006/main" xmlns:w14="http://schemas.microsoft.com/office/word/2010/wordml" xmlns:w15="http://schemas.microsoft.com/office/word/2012/wordml" xmlns:w16cex="http://schemas.microsoft.com/office/word/2018/wordml/cex" xmlns:w16cid="http://schemas.microsoft.com/office/word/2016/wordml/cid" xmlns:w16="http://schemas.microsoft.com/office/word/2018/wordml" xmlns:w16du="http://schemas.microsoft.com/office/word/2023/wordml/word16du" xmlns:w16sdtdh="http://schemas.microsoft.com/office/word/2020/wordml/sdtdatahash" xmlns:w16sdtfl="http://schemas.microsoft.com/office/word/2024/wordml/sdtformatlock" xmlns:w16se="http://schemas.microsoft.com/office/word/2015/wordml/symex" xmlns:wpg="http://schemas.microsoft.com/office/word/2010/wordprocessingGroup" xmlns:wpi="http://schemas.microsoft.com/office/word/2010/wordprocessingInk" xmlns:wne="http://schemas.microsoft.com/office/word/2006/wordml" xmlns:wps="http://schemas.microsoft.com/office/word/2010/wordprocessingShape" mc:Ignorable="w14 w15 w16se w16cid w16 w16cex w16sdtdh w16sdtfl w16du wp14">
   <w:p>
     <w:pPr>
       <w:pStyle w:val="Footer"/>
@@ -1378,7 +1390,7 @@
 </file>
 
 <file path=word/footer3.xml><?xml version="1.0" encoding="utf-8"?>
-<w:ftr xmlns:wpc="http://schemas.microsoft.com/office/word/2010/wordprocessingCanvas" xmlns:cx="http://schemas.microsoft.com/office/drawing/2014/chartex" xmlns:cx1="http://schemas.microsoft.com/office/drawing/2015/9/8/chartex" xmlns:cx2="http://schemas.microsoft.com/office/drawing/2015/10/21/chartex" xmlns:cx3="http://schemas.microsoft.com/office/drawing/2016/5/9/chartex" xmlns:cx4="http://schemas.microsoft.com/office/drawing/2016/5/10/chartex" xmlns:cx5="http://schemas.microsoft.com/office/drawing/2016/5/11/chartex" xmlns:cx6="http://schemas.microsoft.com/office/drawing/2016/5/12/chartex" xmlns:cx7="http://schemas.microsoft.com/office/drawing/2016/5/13/chartex" xmlns:cx8="http://schemas.microsoft.com/office/drawing/2016/5/14/chartex" xmlns:mc="http://schemas.openxmlformats.org/markup-compatibility/2006" xmlns:aink="http://schemas.microsoft.com/office/drawing/2016/ink" xmlns:am3d="http://schemas.microsoft.com/office/drawing/2017/model3d" xmlns:o="urn:schemas-microsoft-com:office:office" xmlns:oel="http://schemas.microsoft.com/office/2019/extlst" xmlns:r="http://schemas.openxmlformats.org/officeDocument/2006/relationships" xmlns:m="http://schemas.openxmlformats.org/officeDocument/2006/math" xmlns:v="urn:schemas-microsoft-com:vml" xmlns:wp14="http://schemas.microsoft.com/office/word/2010/wordprocessingDrawing" xmlns:wp="http://schemas.openxmlformats.org/drawingml/2006/wordprocessingDrawing" xmlns:w10="urn:schemas-microsoft-com:office:word" xmlns:w="http://schemas.openxmlformats.org/wordprocessingml/2006/main" xmlns:w14="http://schemas.microsoft.com/office/word/2010/wordml" xmlns:w15="http://schemas.microsoft.com/office/word/2012/wordml" xmlns:w16cex="http://schemas.microsoft.com/office/word/2018/wordml/cex" xmlns:w16cid="http://schemas.microsoft.com/office/word/2016/wordml/cid" xmlns:w16="http://schemas.microsoft.com/office/word/2018/wordml" xmlns:w16sdtdh="http://schemas.microsoft.com/office/word/2020/wordml/sdtdatahash" xmlns:w16se="http://schemas.microsoft.com/office/word/2015/wordml/symex" xmlns:wpg="http://schemas.microsoft.com/office/word/2010/wordprocessingGroup" xmlns:wpi="http://schemas.microsoft.com/office/word/2010/wordprocessingInk" xmlns:wne="http://schemas.microsoft.com/office/word/2006/wordml" xmlns:wps="http://schemas.microsoft.com/office/word/2010/wordprocessingShape" mc:Ignorable="w14 w15 w16se w16cid w16 w16cex w16sdtdh wp14">
+<w:ftr xmlns:wpc="http://schemas.microsoft.com/office/word/2010/wordprocessingCanvas" xmlns:cx="http://schemas.microsoft.com/office/drawing/2014/chartex" xmlns:cx1="http://schemas.microsoft.com/office/drawing/2015/9/8/chartex" xmlns:cx2="http://schemas.microsoft.com/office/drawing/2015/10/21/chartex" xmlns:cx3="http://schemas.microsoft.com/office/drawing/2016/5/9/chartex" xmlns:cx4="http://schemas.microsoft.com/office/drawing/2016/5/10/chartex" xmlns:cx5="http://schemas.microsoft.com/office/drawing/2016/5/11/chartex" xmlns:cx6="http://schemas.microsoft.com/office/drawing/2016/5/12/chartex" xmlns:cx7="http://schemas.microsoft.com/office/drawing/2016/5/13/chartex" xmlns:cx8="http://schemas.microsoft.com/office/drawing/2016/5/14/chartex" xmlns:mc="http://schemas.openxmlformats.org/markup-compatibility/2006" xmlns:aink="http://schemas.microsoft.com/office/drawing/2016/ink" xmlns:am3d="http://schemas.microsoft.com/office/drawing/2017/model3d" xmlns:o="urn:schemas-microsoft-com:office:office" xmlns:oel="http://schemas.microsoft.com/office/2019/extlst" xmlns:r="http://schemas.openxmlformats.org/officeDocument/2006/relationships" xmlns:m="http://schemas.openxmlformats.org/officeDocument/2006/math" xmlns:v="urn:schemas-microsoft-com:vml" xmlns:wp14="http://schemas.microsoft.com/office/word/2010/wordprocessingDrawing" xmlns:wp="http://schemas.openxmlformats.org/drawingml/2006/wordprocessingDrawing" xmlns:w10="urn:schemas-microsoft-com:office:word" xmlns:w="http://schemas.openxmlformats.org/wordprocessingml/2006/main" xmlns:w14="http://schemas.microsoft.com/office/word/2010/wordml" xmlns:w15="http://schemas.microsoft.com/office/word/2012/wordml" xmlns:w16cex="http://schemas.microsoft.com/office/word/2018/wordml/cex" xmlns:w16cid="http://schemas.microsoft.com/office/word/2016/wordml/cid" xmlns:w16="http://schemas.microsoft.com/office/word/2018/wordml" xmlns:w16du="http://schemas.microsoft.com/office/word/2023/wordml/word16du" xmlns:w16sdtdh="http://schemas.microsoft.com/office/word/2020/wordml/sdtdatahash" xmlns:w16sdtfl="http://schemas.microsoft.com/office/word/2024/wordml/sdtformatlock" xmlns:w16se="http://schemas.microsoft.com/office/word/2015/wordml/symex" xmlns:wpg="http://schemas.microsoft.com/office/word/2010/wordprocessingGroup" xmlns:wpi="http://schemas.microsoft.com/office/word/2010/wordprocessingInk" xmlns:wne="http://schemas.microsoft.com/office/word/2006/wordml" xmlns:wps="http://schemas.microsoft.com/office/word/2010/wordprocessingShape" mc:Ignorable="w14 w15 w16se w16cid w16 w16cex w16sdtdh w16sdtfl w16du wp14">
   <w:p>
     <w:pPr>
       <w:pStyle w:val="Footer"/>
@@ -1388,7 +1400,7 @@
 </file>
 
 <file path=word/footnotes.xml><?xml version="1.0" encoding="utf-8"?>
-<w:footnotes xmlns:wpc="http://schemas.microsoft.com/office/word/2010/wordprocessingCanvas" xmlns:cx="http://schemas.microsoft.com/office/drawing/2014/chartex" xmlns:cx1="http://schemas.microsoft.com/office/drawing/2015/9/8/chartex" xmlns:cx2="http://schemas.microsoft.com/office/drawing/2015/10/21/chartex" xmlns:cx3="http://schemas.microsoft.com/office/drawing/2016/5/9/chartex" xmlns:cx4="http://schemas.microsoft.com/office/drawing/2016/5/10/chartex" xmlns:cx5="http://schemas.microsoft.com/office/drawing/2016/5/11/chartex" xmlns:cx6="http://schemas.microsoft.com/office/drawing/2016/5/12/chartex" xmlns:cx7="http://schemas.microsoft.com/office/drawing/2016/5/13/chartex" xmlns:cx8="http://schemas.microsoft.com/office/drawing/2016/5/14/chartex" xmlns:mc="http://schemas.openxmlformats.org/markup-compatibility/2006" xmlns:aink="http://schemas.microsoft.com/office/drawing/2016/ink" xmlns:am3d="http://schemas.microsoft.com/office/drawing/2017/model3d" xmlns:o="urn:schemas-microsoft-com:office:office" xmlns:oel="http://schemas.microsoft.com/office/2019/extlst" xmlns:r="http://schemas.openxmlformats.org/officeDocument/2006/relationships" xmlns:m="http://schemas.openxmlformats.org/officeDocument/2006/math" xmlns:v="urn:schemas-microsoft-com:vml" xmlns:wp14="http://schemas.microsoft.com/office/word/2010/wordprocessingDrawing" xmlns:wp="http://schemas.openxmlformats.org/drawingml/2006/wordprocessingDrawing" xmlns:w10="urn:schemas-microsoft-com:office:word" xmlns:w="http://schemas.openxmlformats.org/wordprocessingml/2006/main" xmlns:w14="http://schemas.microsoft.com/office/word/2010/wordml" xmlns:w15="http://schemas.microsoft.com/office/word/2012/wordml" xmlns:w16cex="http://schemas.microsoft.com/office/word/2018/wordml/cex" xmlns:w16cid="http://schemas.microsoft.com/office/word/2016/wordml/cid" xmlns:w16="http://schemas.microsoft.com/office/word/2018/wordml" xmlns:w16sdtdh="http://schemas.microsoft.com/office/word/2020/wordml/sdtdatahash" xmlns:w16se="http://schemas.microsoft.com/office/word/2015/wordml/symex" xmlns:wpg="http://schemas.microsoft.com/office/word/2010/wordprocessingGroup" xmlns:wpi="http://schemas.microsoft.com/office/word/2010/wordprocessingInk" xmlns:wne="http://schemas.microsoft.com/office/word/2006/wordml" xmlns:wps="http://schemas.microsoft.com/office/word/2010/wordprocessingShape" mc:Ignorable="w14 w15 w16se w16cid w16 w16cex w16sdtdh wp14">
+<w:footnotes xmlns:wpc="http://schemas.microsoft.com/office/word/2010/wordprocessingCanvas" xmlns:cx="http://schemas.microsoft.com/office/drawing/2014/chartex" xmlns:cx1="http://schemas.microsoft.com/office/drawing/2015/9/8/chartex" xmlns:cx2="http://schemas.microsoft.com/office/drawing/2015/10/21/chartex" xmlns:cx3="http://schemas.microsoft.com/office/drawing/2016/5/9/chartex" xmlns:cx4="http://schemas.microsoft.com/office/drawing/2016/5/10/chartex" xmlns:cx5="http://schemas.microsoft.com/office/drawing/2016/5/11/chartex" xmlns:cx6="http://schemas.microsoft.com/office/drawing/2016/5/12/chartex" xmlns:cx7="http://schemas.microsoft.com/office/drawing/2016/5/13/chartex" xmlns:cx8="http://schemas.microsoft.com/office/drawing/2016/5/14/chartex" xmlns:mc="http://schemas.openxmlformats.org/markup-compatibility/2006" xmlns:aink="http://schemas.microsoft.com/office/drawing/2016/ink" xmlns:am3d="http://schemas.microsoft.com/office/drawing/2017/model3d" xmlns:o="urn:schemas-microsoft-com:office:office" xmlns:oel="http://schemas.microsoft.com/office/2019/extlst" xmlns:r="http://schemas.openxmlformats.org/officeDocument/2006/relationships" xmlns:m="http://schemas.openxmlformats.org/officeDocument/2006/math" xmlns:v="urn:schemas-microsoft-com:vml" xmlns:wp14="http://schemas.microsoft.com/office/word/2010/wordprocessingDrawing" xmlns:wp="http://schemas.openxmlformats.org/drawingml/2006/wordprocessingDrawing" xmlns:w10="urn:schemas-microsoft-com:office:word" xmlns:w="http://schemas.openxmlformats.org/wordprocessingml/2006/main" xmlns:w14="http://schemas.microsoft.com/office/word/2010/wordml" xmlns:w15="http://schemas.microsoft.com/office/word/2012/wordml" xmlns:w16cex="http://schemas.microsoft.com/office/word/2018/wordml/cex" xmlns:w16cid="http://schemas.microsoft.com/office/word/2016/wordml/cid" xmlns:w16="http://schemas.microsoft.com/office/word/2018/wordml" xmlns:w16du="http://schemas.microsoft.com/office/word/2023/wordml/word16du" xmlns:w16sdtdh="http://schemas.microsoft.com/office/word/2020/wordml/sdtdatahash" xmlns:w16sdtfl="http://schemas.microsoft.com/office/word/2024/wordml/sdtformatlock" xmlns:w16se="http://schemas.microsoft.com/office/word/2015/wordml/symex" xmlns:wpg="http://schemas.microsoft.com/office/word/2010/wordprocessingGroup" xmlns:wpi="http://schemas.microsoft.com/office/word/2010/wordprocessingInk" xmlns:wne="http://schemas.microsoft.com/office/word/2006/wordml" xmlns:wps="http://schemas.microsoft.com/office/word/2010/wordprocessingShape" mc:Ignorable="w14 w15 w16se w16cid w16 w16cex w16sdtdh w16sdtfl w16du wp14">
   <w:footnote w:type="separator" w:id="-1">
     <w:p>
       <w:pPr>
@@ -1413,7 +1425,7 @@
 </file>
 
 <file path=word/header1.xml><?xml version="1.0" encoding="utf-8"?>
-<w:hdr xmlns:wpc="http://schemas.microsoft.com/office/word/2010/wordprocessingCanvas" xmlns:cx="http://schemas.microsoft.com/office/drawing/2014/chartex" xmlns:cx1="http://schemas.microsoft.com/office/drawing/2015/9/8/chartex" xmlns:cx2="http://schemas.microsoft.com/office/drawing/2015/10/21/chartex" xmlns:cx3="http://schemas.microsoft.com/office/drawing/2016/5/9/chartex" xmlns:cx4="http://schemas.microsoft.com/office/drawing/2016/5/10/chartex" xmlns:cx5="http://schemas.microsoft.com/office/drawing/2016/5/11/chartex" xmlns:cx6="http://schemas.microsoft.com/office/drawing/2016/5/12/chartex" xmlns:cx7="http://schemas.microsoft.com/office/drawing/2016/5/13/chartex" xmlns:cx8="http://schemas.microsoft.com/office/drawing/2016/5/14/chartex" xmlns:mc="http://schemas.openxmlformats.org/markup-compatibility/2006" xmlns:aink="http://schemas.microsoft.com/office/drawing/2016/ink" xmlns:am3d="http://schemas.microsoft.com/office/drawing/2017/model3d" xmlns:o="urn:schemas-microsoft-com:office:office" xmlns:oel="http://schemas.microsoft.com/office/2019/extlst" xmlns:r="http://schemas.openxmlformats.org/officeDocument/2006/relationships" xmlns:m="http://schemas.openxmlformats.org/officeDocument/2006/math" xmlns:v="urn:schemas-microsoft-com:vml" xmlns:wp14="http://schemas.microsoft.com/office/word/2010/wordprocessingDrawing" xmlns:wp="http://schemas.openxmlformats.org/drawingml/2006/wordprocessingDrawing" xmlns:w10="urn:schemas-microsoft-com:office:word" xmlns:w="http://schemas.openxmlformats.org/wordprocessingml/2006/main" xmlns:w14="http://schemas.microsoft.com/office/word/2010/wordml" xmlns:w15="http://schemas.microsoft.com/office/word/2012/wordml" xmlns:w16cex="http://schemas.microsoft.com/office/word/2018/wordml/cex" xmlns:w16cid="http://schemas.microsoft.com/office/word/2016/wordml/cid" xmlns:w16="http://schemas.microsoft.com/office/word/2018/wordml" xmlns:w16sdtdh="http://schemas.microsoft.com/office/word/2020/wordml/sdtdatahash" xmlns:w16se="http://schemas.microsoft.com/office/word/2015/wordml/symex" xmlns:wpg="http://schemas.microsoft.com/office/word/2010/wordprocessingGroup" xmlns:wpi="http://schemas.microsoft.com/office/word/2010/wordprocessingInk" xmlns:wne="http://schemas.microsoft.com/office/word/2006/wordml" xmlns:wps="http://schemas.microsoft.com/office/word/2010/wordprocessingShape" mc:Ignorable="w14 w15 w16se w16cid w16 w16cex w16sdtdh wp14">
+<w:hdr xmlns:wpc="http://schemas.microsoft.com/office/word/2010/wordprocessingCanvas" xmlns:cx="http://schemas.microsoft.com/office/drawing/2014/chartex" xmlns:cx1="http://schemas.microsoft.com/office/drawing/2015/9/8/chartex" xmlns:cx2="http://schemas.microsoft.com/office/drawing/2015/10/21/chartex" xmlns:cx3="http://schemas.microsoft.com/office/drawing/2016/5/9/chartex" xmlns:cx4="http://schemas.microsoft.com/office/drawing/2016/5/10/chartex" xmlns:cx5="http://schemas.microsoft.com/office/drawing/2016/5/11/chartex" xmlns:cx6="http://schemas.microsoft.com/office/drawing/2016/5/12/chartex" xmlns:cx7="http://schemas.microsoft.com/office/drawing/2016/5/13/chartex" xmlns:cx8="http://schemas.microsoft.com/office/drawing/2016/5/14/chartex" xmlns:mc="http://schemas.openxmlformats.org/markup-compatibility/2006" xmlns:aink="http://schemas.microsoft.com/office/drawing/2016/ink" xmlns:am3d="http://schemas.microsoft.com/office/drawing/2017/model3d" xmlns:o="urn:schemas-microsoft-com:office:office" xmlns:oel="http://schemas.microsoft.com/office/2019/extlst" xmlns:r="http://schemas.openxmlformats.org/officeDocument/2006/relationships" xmlns:m="http://schemas.openxmlformats.org/officeDocument/2006/math" xmlns:v="urn:schemas-microsoft-com:vml" xmlns:wp14="http://schemas.microsoft.com/office/word/2010/wordprocessingDrawing" xmlns:wp="http://schemas.openxmlformats.org/drawingml/2006/wordprocessingDrawing" xmlns:w10="urn:schemas-microsoft-com:office:word" xmlns:w="http://schemas.openxmlformats.org/wordprocessingml/2006/main" xmlns:w14="http://schemas.microsoft.com/office/word/2010/wordml" xmlns:w15="http://schemas.microsoft.com/office/word/2012/wordml" xmlns:w16cex="http://schemas.microsoft.com/office/word/2018/wordml/cex" xmlns:w16cid="http://schemas.microsoft.com/office/word/2016/wordml/cid" xmlns:w16="http://schemas.microsoft.com/office/word/2018/wordml" xmlns:w16du="http://schemas.microsoft.com/office/word/2023/wordml/word16du" xmlns:w16sdtdh="http://schemas.microsoft.com/office/word/2020/wordml/sdtdatahash" xmlns:w16sdtfl="http://schemas.microsoft.com/office/word/2024/wordml/sdtformatlock" xmlns:w16se="http://schemas.microsoft.com/office/word/2015/wordml/symex" xmlns:wpg="http://schemas.microsoft.com/office/word/2010/wordprocessingGroup" xmlns:wpi="http://schemas.microsoft.com/office/word/2010/wordprocessingInk" xmlns:wne="http://schemas.microsoft.com/office/word/2006/wordml" xmlns:wps="http://schemas.microsoft.com/office/word/2010/wordprocessingShape" mc:Ignorable="w14 w15 w16se w16cid w16 w16cex w16sdtdh w16sdtfl w16du wp14">
   <w:p>
     <w:pPr>
       <w:pStyle w:val="Header"/>
@@ -1423,7 +1435,7 @@
 </file>
 
 <file path=word/header2.xml><?xml version="1.0" encoding="utf-8"?>
-<w:hdr xmlns:wpc="http://schemas.microsoft.com/office/word/2010/wordprocessingCanvas" xmlns:cx="http://schemas.microsoft.com/office/drawing/2014/chartex" xmlns:cx1="http://schemas.microsoft.com/office/drawing/2015/9/8/chartex" xmlns:cx2="http://schemas.microsoft.com/office/drawing/2015/10/21/chartex" xmlns:cx3="http://schemas.microsoft.com/office/drawing/2016/5/9/chartex" xmlns:cx4="http://schemas.microsoft.com/office/drawing/2016/5/10/chartex" xmlns:cx5="http://schemas.microsoft.com/office/drawing/2016/5/11/chartex" xmlns:cx6="http://schemas.microsoft.com/office/drawing/2016/5/12/chartex" xmlns:cx7="http://schemas.microsoft.com/office/drawing/2016/5/13/chartex" xmlns:cx8="http://schemas.microsoft.com/office/drawing/2016/5/14/chartex" xmlns:mc="http://schemas.openxmlformats.org/markup-compatibility/2006" xmlns:aink="http://schemas.microsoft.com/office/drawing/2016/ink" xmlns:am3d="http://schemas.microsoft.com/office/drawing/2017/model3d" xmlns:o="urn:schemas-microsoft-com:office:office" xmlns:oel="http://schemas.microsoft.com/office/2019/extlst" xmlns:r="http://schemas.openxmlformats.org/officeDocument/2006/relationships" xmlns:m="http://schemas.openxmlformats.org/officeDocument/2006/math" xmlns:v="urn:schemas-microsoft-com:vml" xmlns:wp14="http://schemas.microsoft.com/office/word/2010/wordprocessingDrawing" xmlns:wp="http://schemas.openxmlformats.org/drawingml/2006/wordprocessingDrawing" xmlns:w10="urn:schemas-microsoft-com:office:word" xmlns:w="http://schemas.openxmlformats.org/wordprocessingml/2006/main" xmlns:w14="http://schemas.microsoft.com/office/word/2010/wordml" xmlns:w15="http://schemas.microsoft.com/office/word/2012/wordml" xmlns:w16cex="http://schemas.microsoft.com/office/word/2018/wordml/cex" xmlns:w16cid="http://schemas.microsoft.com/office/word/2016/wordml/cid" xmlns:w16="http://schemas.microsoft.com/office/word/2018/wordml" xmlns:w16sdtdh="http://schemas.microsoft.com/office/word/2020/wordml/sdtdatahash" xmlns:w16se="http://schemas.microsoft.com/office/word/2015/wordml/symex" xmlns:wpg="http://schemas.microsoft.com/office/word/2010/wordprocessingGroup" xmlns:wpi="http://schemas.microsoft.com/office/word/2010/wordprocessingInk" xmlns:wne="http://schemas.microsoft.com/office/word/2006/wordml" xmlns:wps="http://schemas.microsoft.com/office/word/2010/wordprocessingShape" mc:Ignorable="w14 w15 w16se w16cid w16 w16cex w16sdtdh wp14">
+<w:hdr xmlns:wpc="http://schemas.microsoft.com/office/word/2010/wordprocessingCanvas" xmlns:cx="http://schemas.microsoft.com/office/drawing/2014/chartex" xmlns:cx1="http://schemas.microsoft.com/office/drawing/2015/9/8/chartex" xmlns:cx2="http://schemas.microsoft.com/office/drawing/2015/10/21/chartex" xmlns:cx3="http://schemas.microsoft.com/office/drawing/2016/5/9/chartex" xmlns:cx4="http://schemas.microsoft.com/office/drawing/2016/5/10/chartex" xmlns:cx5="http://schemas.microsoft.com/office/drawing/2016/5/11/chartex" xmlns:cx6="http://schemas.microsoft.com/office/drawing/2016/5/12/chartex" xmlns:cx7="http://schemas.microsoft.com/office/drawing/2016/5/13/chartex" xmlns:cx8="http://schemas.microsoft.com/office/drawing/2016/5/14/chartex" xmlns:mc="http://schemas.openxmlformats.org/markup-compatibility/2006" xmlns:aink="http://schemas.microsoft.com/office/drawing/2016/ink" xmlns:am3d="http://schemas.microsoft.com/office/drawing/2017/model3d" xmlns:o="urn:schemas-microsoft-com:office:office" xmlns:oel="http://schemas.microsoft.com/office/2019/extlst" xmlns:r="http://schemas.openxmlformats.org/officeDocument/2006/relationships" xmlns:m="http://schemas.openxmlformats.org/officeDocument/2006/math" xmlns:v="urn:schemas-microsoft-com:vml" xmlns:wp14="http://schemas.microsoft.com/office/word/2010/wordprocessingDrawing" xmlns:wp="http://schemas.openxmlformats.org/drawingml/2006/wordprocessingDrawing" xmlns:w10="urn:schemas-microsoft-com:office:word" xmlns:w="http://schemas.openxmlformats.org/wordprocessingml/2006/main" xmlns:w14="http://schemas.microsoft.com/office/word/2010/wordml" xmlns:w15="http://schemas.microsoft.com/office/word/2012/wordml" xmlns:w16cex="http://schemas.microsoft.com/office/word/2018/wordml/cex" xmlns:w16cid="http://schemas.microsoft.com/office/word/2016/wordml/cid" xmlns:w16="http://schemas.microsoft.com/office/word/2018/wordml" xmlns:w16du="http://schemas.microsoft.com/office/word/2023/wordml/word16du" xmlns:w16sdtdh="http://schemas.microsoft.com/office/word/2020/wordml/sdtdatahash" xmlns:w16sdtfl="http://schemas.microsoft.com/office/word/2024/wordml/sdtformatlock" xmlns:w16se="http://schemas.microsoft.com/office/word/2015/wordml/symex" xmlns:wpg="http://schemas.microsoft.com/office/word/2010/wordprocessingGroup" xmlns:wpi="http://schemas.microsoft.com/office/word/2010/wordprocessingInk" xmlns:wne="http://schemas.microsoft.com/office/word/2006/wordml" xmlns:wps="http://schemas.microsoft.com/office/word/2010/wordprocessingShape" mc:Ignorable="w14 w15 w16se w16cid w16 w16cex w16sdtdh w16sdtfl w16du wp14">
   <w:p>
     <w:pPr>
       <w:pStyle w:val="Header"/>
@@ -1434,7 +1446,7 @@
 </file>
 
 <file path=word/header3.xml><?xml version="1.0" encoding="utf-8"?>
-<w:hdr xmlns:wpc="http://schemas.microsoft.com/office/word/2010/wordprocessingCanvas" xmlns:cx="http://schemas.microsoft.com/office/drawing/2014/chartex" xmlns:cx1="http://schemas.microsoft.com/office/drawing/2015/9/8/chartex" xmlns:cx2="http://schemas.microsoft.com/office/drawing/2015/10/21/chartex" xmlns:cx3="http://schemas.microsoft.com/office/drawing/2016/5/9/chartex" xmlns:cx4="http://schemas.microsoft.com/office/drawing/2016/5/10/chartex" xmlns:cx5="http://schemas.microsoft.com/office/drawing/2016/5/11/chartex" xmlns:cx6="http://schemas.microsoft.com/office/drawing/2016/5/12/chartex" xmlns:cx7="http://schemas.microsoft.com/office/drawing/2016/5/13/chartex" xmlns:cx8="http://schemas.microsoft.com/office/drawing/2016/5/14/chartex" xmlns:mc="http://schemas.openxmlformats.org/markup-compatibility/2006" xmlns:aink="http://schemas.microsoft.com/office/drawing/2016/ink" xmlns:am3d="http://schemas.microsoft.com/office/drawing/2017/model3d" xmlns:o="urn:schemas-microsoft-com:office:office" xmlns:oel="http://schemas.microsoft.com/office/2019/extlst" xmlns:r="http://schemas.openxmlformats.org/officeDocument/2006/relationships" xmlns:m="http://schemas.openxmlformats.org/officeDocument/2006/math" xmlns:v="urn:schemas-microsoft-com:vml" xmlns:wp14="http://schemas.microsoft.com/office/word/2010/wordprocessingDrawing" xmlns:wp="http://schemas.openxmlformats.org/drawingml/2006/wordprocessingDrawing" xmlns:w10="urn:schemas-microsoft-com:office:word" xmlns:w="http://schemas.openxmlformats.org/wordprocessingml/2006/main" xmlns:w14="http://schemas.microsoft.com/office/word/2010/wordml" xmlns:w15="http://schemas.microsoft.com/office/word/2012/wordml" xmlns:w16cex="http://schemas.microsoft.com/office/word/2018/wordml/cex" xmlns:w16cid="http://schemas.microsoft.com/office/word/2016/wordml/cid" xmlns:w16="http://schemas.microsoft.com/office/word/2018/wordml" xmlns:w16sdtdh="http://schemas.microsoft.com/office/word/2020/wordml/sdtdatahash" xmlns:w16se="http://schemas.microsoft.com/office/word/2015/wordml/symex" xmlns:wpg="http://schemas.microsoft.com/office/word/2010/wordprocessingGroup" xmlns:wpi="http://schemas.microsoft.com/office/word/2010/wordprocessingInk" xmlns:wne="http://schemas.microsoft.com/office/word/2006/wordml" xmlns:wps="http://schemas.microsoft.com/office/word/2010/wordprocessingShape" mc:Ignorable="w14 w15 w16se w16cid w16 w16cex w16sdtdh wp14">
+<w:hdr xmlns:wpc="http://schemas.microsoft.com/office/word/2010/wordprocessingCanvas" xmlns:cx="http://schemas.microsoft.com/office/drawing/2014/chartex" xmlns:cx1="http://schemas.microsoft.com/office/drawing/2015/9/8/chartex" xmlns:cx2="http://schemas.microsoft.com/office/drawing/2015/10/21/chartex" xmlns:cx3="http://schemas.microsoft.com/office/drawing/2016/5/9/chartex" xmlns:cx4="http://schemas.microsoft.com/office/drawing/2016/5/10/chartex" xmlns:cx5="http://schemas.microsoft.com/office/drawing/2016/5/11/chartex" xmlns:cx6="http://schemas.microsoft.com/office/drawing/2016/5/12/chartex" xmlns:cx7="http://schemas.microsoft.com/office/drawing/2016/5/13/chartex" xmlns:cx8="http://schemas.microsoft.com/office/drawing/2016/5/14/chartex" xmlns:mc="http://schemas.openxmlformats.org/markup-compatibility/2006" xmlns:aink="http://schemas.microsoft.com/office/drawing/2016/ink" xmlns:am3d="http://schemas.microsoft.com/office/drawing/2017/model3d" xmlns:o="urn:schemas-microsoft-com:office:office" xmlns:oel="http://schemas.microsoft.com/office/2019/extlst" xmlns:r="http://schemas.openxmlformats.org/officeDocument/2006/relationships" xmlns:m="http://schemas.openxmlformats.org/officeDocument/2006/math" xmlns:v="urn:schemas-microsoft-com:vml" xmlns:wp14="http://schemas.microsoft.com/office/word/2010/wordprocessingDrawing" xmlns:wp="http://schemas.openxmlformats.org/drawingml/2006/wordprocessingDrawing" xmlns:w10="urn:schemas-microsoft-com:office:word" xmlns:w="http://schemas.openxmlformats.org/wordprocessingml/2006/main" xmlns:w14="http://schemas.microsoft.com/office/word/2010/wordml" xmlns:w15="http://schemas.microsoft.com/office/word/2012/wordml" xmlns:w16cex="http://schemas.microsoft.com/office/word/2018/wordml/cex" xmlns:w16cid="http://schemas.microsoft.com/office/word/2016/wordml/cid" xmlns:w16="http://schemas.microsoft.com/office/word/2018/wordml" xmlns:w16du="http://schemas.microsoft.com/office/word/2023/wordml/word16du" xmlns:w16sdtdh="http://schemas.microsoft.com/office/word/2020/wordml/sdtdatahash" xmlns:w16sdtfl="http://schemas.microsoft.com/office/word/2024/wordml/sdtformatlock" xmlns:w16se="http://schemas.microsoft.com/office/word/2015/wordml/symex" xmlns:wpg="http://schemas.microsoft.com/office/word/2010/wordprocessingGroup" xmlns:wpi="http://schemas.microsoft.com/office/word/2010/wordprocessingInk" xmlns:wne="http://schemas.microsoft.com/office/word/2006/wordml" xmlns:wps="http://schemas.microsoft.com/office/word/2010/wordprocessingShape" mc:Ignorable="w14 w15 w16se w16cid w16 w16cex w16sdtdh w16sdtfl w16du wp14">
   <w:p>
     <w:pPr>
       <w:pStyle w:val="Header"/>
@@ -1443,7 +1455,7 @@
     <w:r>
       <w:tab/>
       <w:tab/>
-      <w:t>2026-06-17</w:t>
+      <w:t>2026-06-18</w:t>
       <w:br/>
       <w:br/>
     </w:r>
@@ -1460,7 +1472,7 @@
 </file>
 
 <file path=word/numbering.xml><?xml version="1.0" encoding="utf-8"?>
-<w:numbering xmlns:wpc="http://schemas.microsoft.com/office/word/2010/wordprocessingCanvas" xmlns:cx="http://schemas.microsoft.com/office/drawing/2014/chartex" xmlns:cx1="http://schemas.microsoft.com/office/drawing/2015/9/8/chartex" xmlns:cx2="http://schemas.microsoft.com/office/drawing/2015/10/21/chartex" xmlns:cx3="http://schemas.microsoft.com/office/drawing/2016/5/9/chartex" xmlns:cx4="http://schemas.microsoft.com/office/drawing/2016/5/10/chartex" xmlns:cx5="http://schemas.microsoft.com/office/drawing/2016/5/11/chartex" xmlns:cx6="http://schemas.microsoft.com/office/drawing/2016/5/12/chartex" xmlns:cx7="http://schemas.microsoft.com/office/drawing/2016/5/13/chartex" xmlns:cx8="http://schemas.microsoft.com/office/drawing/2016/5/14/chartex" xmlns:mc="http://schemas.openxmlformats.org/markup-compatibility/2006" xmlns:aink="http://schemas.microsoft.com/office/drawing/2016/ink" xmlns:am3d="http://schemas.microsoft.com/office/drawing/2017/model3d" xmlns:o="urn:schemas-microsoft-com:office:office" xmlns:oel="http://schemas.microsoft.com/office/2019/extlst" xmlns:r="http://schemas.openxmlformats.org/officeDocument/2006/relationships" xmlns:m="http://schemas.openxmlformats.org/officeDocument/2006/math" xmlns:v="urn:schemas-microsoft-com:vml" xmlns:wp14="http://schemas.microsoft.com/office/word/2010/wordprocessingDrawing" xmlns:wp="http://schemas.openxmlformats.org/drawingml/2006/wordprocessingDrawing" xmlns:w10="urn:schemas-microsoft-com:office:word" xmlns:w="http://schemas.openxmlformats.org/wordprocessingml/2006/main" xmlns:w14="http://schemas.microsoft.com/office/word/2010/wordml" xmlns:w15="http://schemas.microsoft.com/office/word/2012/wordml" xmlns:w16cex="http://schemas.microsoft.com/office/word/2018/wordml/cex" xmlns:w16cid="http://schemas.microsoft.com/office/word/2016/wordml/cid" xmlns:w16="http://schemas.microsoft.com/office/word/2018/wordml" xmlns:w16sdtdh="http://schemas.microsoft.com/office/word/2020/wordml/sdtdatahash" xmlns:w16se="http://schemas.microsoft.com/office/word/2015/wordml/symex" xmlns:wpg="http://schemas.microsoft.com/office/word/2010/wordprocessingGroup" xmlns:wpi="http://schemas.microsoft.com/office/word/2010/wordprocessingInk" xmlns:wne="http://schemas.microsoft.com/office/word/2006/wordml" xmlns:wps="http://schemas.microsoft.com/office/word/2010/wordprocessingShape" mc:Ignorable="w14 w15 w16se w16cid w16 w16cex w16sdtdh wp14">
+<w:numbering xmlns:wpc="http://schemas.microsoft.com/office/word/2010/wordprocessingCanvas" xmlns:cx="http://schemas.microsoft.com/office/drawing/2014/chartex" xmlns:cx1="http://schemas.microsoft.com/office/drawing/2015/9/8/chartex" xmlns:cx2="http://schemas.microsoft.com/office/drawing/2015/10/21/chartex" xmlns:cx3="http://schemas.microsoft.com/office/drawing/2016/5/9/chartex" xmlns:cx4="http://schemas.microsoft.com/office/drawing/2016/5/10/chartex" xmlns:cx5="http://schemas.microsoft.com/office/drawing/2016/5/11/chartex" xmlns:cx6="http://schemas.microsoft.com/office/drawing/2016/5/12/chartex" xmlns:cx7="http://schemas.microsoft.com/office/drawing/2016/5/13/chartex" xmlns:cx8="http://schemas.microsoft.com/office/drawing/2016/5/14/chartex" xmlns:mc="http://schemas.openxmlformats.org/markup-compatibility/2006" xmlns:aink="http://schemas.microsoft.com/office/drawing/2016/ink" xmlns:am3d="http://schemas.microsoft.com/office/drawing/2017/model3d" xmlns:o="urn:schemas-microsoft-com:office:office" xmlns:oel="http://schemas.microsoft.com/office/2019/extlst" xmlns:r="http://schemas.openxmlformats.org/officeDocument/2006/relationships" xmlns:m="http://schemas.openxmlformats.org/officeDocument/2006/math" xmlns:v="urn:schemas-microsoft-com:vml" xmlns:wp14="http://schemas.microsoft.com/office/word/2010/wordprocessingDrawing" xmlns:wp="http://schemas.openxmlformats.org/drawingml/2006/wordprocessingDrawing" xmlns:w10="urn:schemas-microsoft-com:office:word" xmlns:w="http://schemas.openxmlformats.org/wordprocessingml/2006/main" xmlns:w14="http://schemas.microsoft.com/office/word/2010/wordml" xmlns:w15="http://schemas.microsoft.com/office/word/2012/wordml" xmlns:w16cex="http://schemas.microsoft.com/office/word/2018/wordml/cex" xmlns:w16cid="http://schemas.microsoft.com/office/word/2016/wordml/cid" xmlns:w16="http://schemas.microsoft.com/office/word/2018/wordml" xmlns:w16du="http://schemas.microsoft.com/office/word/2023/wordml/word16du" xmlns:w16sdtdh="http://schemas.microsoft.com/office/word/2020/wordml/sdtdatahash" xmlns:w16sdtfl="http://schemas.microsoft.com/office/word/2024/wordml/sdtformatlock" xmlns:w16se="http://schemas.microsoft.com/office/word/2015/wordml/symex" xmlns:wpg="http://schemas.microsoft.com/office/word/2010/wordprocessingGroup" xmlns:wpi="http://schemas.microsoft.com/office/word/2010/wordprocessingInk" xmlns:wne="http://schemas.microsoft.com/office/word/2006/wordml" xmlns:wps="http://schemas.microsoft.com/office/word/2010/wordprocessingShape" mc:Ignorable="w14 w15 w16se w16cid w16 w16cex w16sdtdh w16sdtfl w16du wp14">
   <w:abstractNum w:abstractNumId="0" w15:restartNumberingAfterBreak="0">
     <w:nsid w:val="FFFFFF7C"/>
     <w:multiLevelType w:val="singleLevel"/>
@@ -1663,7 +1675,7 @@
 </file>
 
 <file path=word/styles.xml><?xml version="1.0" encoding="utf-8"?>
-<w:styles xmlns:mc="http://schemas.openxmlformats.org/markup-compatibility/2006" xmlns:r="http://schemas.openxmlformats.org/officeDocument/2006/relationships" xmlns:w="http://schemas.openxmlformats.org/wordprocessingml/2006/main" xmlns:w14="http://schemas.microsoft.com/office/word/2010/wordml" xmlns:w15="http://schemas.microsoft.com/office/word/2012/wordml" xmlns:w16cex="http://schemas.microsoft.com/office/word/2018/wordml/cex" xmlns:w16cid="http://schemas.microsoft.com/office/word/2016/wordml/cid" xmlns:w16="http://schemas.microsoft.com/office/word/2018/wordml" xmlns:w16sdtdh="http://schemas.microsoft.com/office/word/2020/wordml/sdtdatahash" xmlns:w16se="http://schemas.microsoft.com/office/word/2015/wordml/symex" mc:Ignorable="w14 w15 w16se w16cid w16 w16cex w16sdtdh">
+<w:styles xmlns:mc="http://schemas.openxmlformats.org/markup-compatibility/2006" xmlns:r="http://schemas.openxmlformats.org/officeDocument/2006/relationships" xmlns:w="http://schemas.openxmlformats.org/wordprocessingml/2006/main" xmlns:w14="http://schemas.microsoft.com/office/word/2010/wordml" xmlns:w15="http://schemas.microsoft.com/office/word/2012/wordml" xmlns:w16cex="http://schemas.microsoft.com/office/word/2018/wordml/cex" xmlns:w16cid="http://schemas.microsoft.com/office/word/2016/wordml/cid" xmlns:w16="http://schemas.microsoft.com/office/word/2018/wordml" xmlns:w16du="http://schemas.microsoft.com/office/word/2023/wordml/word16du" xmlns:w16sdtdh="http://schemas.microsoft.com/office/word/2020/wordml/sdtdatahash" xmlns:w16sdtfl="http://schemas.microsoft.com/office/word/2024/wordml/sdtformatlock" xmlns:w16se="http://schemas.microsoft.com/office/word/2015/wordml/symex" mc:Ignorable="w14 w15 w16se w16cid w16 w16cex w16sdtdh w16sdtfl w16du">
   <w:docDefaults>
     <w:rPrDefault>
       <w:rPr>
@@ -2421,7 +2433,7 @@
     <w:link w:val="TitleChar"/>
     <w:uiPriority w:val="10"/>
     <w:qFormat/>
-    <w:rsid w:val="007106C8"/>
+    <w:rsid w:val="00E854FA"/>
     <w:pPr>
       <w:spacing w:after="300" w:line="240" w:lineRule="auto"/>
       <w:contextualSpacing/>
@@ -2431,7 +2443,7 @@
       <w:rFonts w:eastAsiaTheme="majorEastAsia" w:cstheme="majorBidi"/>
       <w:spacing w:val="5"/>
       <w:kern w:val="28"/>
-      <w:sz w:val="52"/>
+      <w:sz w:val="40"/>
       <w:szCs w:val="52"/>
       <w:lang w:val="sv-SE" w:eastAsia="en-US" w:bidi="ar-SA"/>
     </w:rPr>
@@ -2441,12 +2453,12 @@
     <w:basedOn w:val="DefaultParagraphFont"/>
     <w:link w:val="Title"/>
     <w:uiPriority w:val="10"/>
-    <w:rsid w:val="007106C8"/>
+    <w:rsid w:val="00E854FA"/>
     <w:rPr>
       <w:rFonts w:ascii="Times New Roman" w:eastAsiaTheme="majorEastAsia" w:hAnsi="Times New Roman" w:cstheme="majorBidi"/>
       <w:spacing w:val="5"/>
       <w:kern w:val="28"/>
-      <w:sz w:val="52"/>
+      <w:sz w:val="40"/>
       <w:szCs w:val="52"/>
       <w:lang w:val="sv-SE" w:eastAsia="en-US" w:bidi="ar-SA"/>
     </w:rPr>

--- a/klagomål/A 3379-2026 FSC-klagomål.docx
+++ b/klagomål/A 3379-2026 FSC-klagomål.docx
@@ -1455,7 +1455,7 @@
     <w:r>
       <w:tab/>
       <w:tab/>
-      <w:t>2026-06-18</w:t>
+      <w:t>2026-06-19</w:t>
       <w:br/>
       <w:br/>
     </w:r>

--- a/klagomål/A 3379-2026 FSC-klagomål.docx
+++ b/klagomål/A 3379-2026 FSC-klagomål.docx
@@ -1455,7 +1455,7 @@
     <w:r>
       <w:tab/>
       <w:tab/>
-      <w:t>2026-06-19</w:t>
+      <w:t>2026-06-20</w:t>
       <w:br/>
       <w:br/>
     </w:r>

--- a/klagomål/A 3379-2026 FSC-klagomål.docx
+++ b/klagomål/A 3379-2026 FSC-klagomål.docx
@@ -168,38 +168,7 @@
     </w:p>
     <w:p>
       <w:r>
-        <w:t>Detta dokument behandlar höga naturvärden i avverkningsanmälan A 3379-2026 i Sundsvalls kommun som inkom 2026-01-20 och omfattar 4,3 ha.</w:t>
-      </w:r>
-    </w:p>
-    <w:p>
-      <w:r>
-        <w:t>Nedan presenteras fynd av naturvårdsarter och fridlysta arter som gjorts i det avverkningsanmälda området, samt relevanta utdrag ur standarderna för FSC, Chain of Custody, Controlled Wood och PEFC. I BILAGA 1 finns artfakta om fridlysta och rödlistade arter.</w:t>
-      </w:r>
-    </w:p>
-    <w:p>
-      <w:r>
-        <w:t>Vi förväntar oss att ni återkommer med ett skriftligt svar på vårt klagomål och även beskriver vilka korrigerande åtgärder ni satt in för att rätta till identifierade brister i er efterlevnad av den svenska FSC standarden.</w:t>
-      </w:r>
-    </w:p>
-    <w:p>
-      <w:pPr>
-        <w:pStyle w:val="Heading1"/>
-      </w:pPr>
-      <w:r>
-        <w:t>Naturvårdsarter</w:t>
-      </w:r>
-    </w:p>
-    <w:p>
-      <w:r>
-        <w:t>I avverkningsanmälan har följande 12 naturvårdsarter hittats: garnlav (VU, T), lunglav (NT, T), rosenticka (NT, T), tretåig hackspett (NT, T, §4), ullticka (NT, T), bårdlav (S, T), korallblylav (S, T), luddlav (S, T), skinnlav (S, T), stuplav (S, T), vedticka (S, T) och vågbandad barkbock (S). Av dessa är 5 rödlistade. För rödlistade arter har rödlistekategorin angivits inom parentes. Arter som är signalarter enligt Skogsstyrelsen har markerats med (S). Typiska arter inom Natura 2000 som är kopplade till skogsekosystem har markerats med (T). För fridlysta arter anges även paragrafen i Artskyddsförordningen som arten är fridlyst enligt.</w:t>
-      </w:r>
-    </w:p>
-    <w:p>
-      <w:r>
-        <w:t>De påträffade naturvårdsarterna är ett tydligt kvitto på att det rör sig om en skog med höga naturvärden.</w:t>
-      </w:r>
-      <w:r>
-        <w:t xml:space="preserve"> I Figur 1 visas fyndplatser för naturvårdsarter i området, som finns registrerade på Artportalen.</w:t>
+        <w:t>Detta klagomål behandlar höga naturvärden i avverkningsanmälan A 3379-2026 i Sundsvalls kommun som inkom 2026-01-20 och omfattar 4,3 ha.</w:t>
       </w:r>
     </w:p>
     <w:p>
@@ -209,7 +178,7 @@
       <w:r>
         <w:drawing>
           <wp:inline xmlns:a="http://schemas.openxmlformats.org/drawingml/2006/main" xmlns:pic="http://schemas.openxmlformats.org/drawingml/2006/picture">
-            <wp:extent cx="5441715" cy="5688000"/>
+            <wp:extent cx="5476157" cy="5724000"/>
             <wp:docPr id="1" name="Picture 1"/>
             <wp:cNvGraphicFramePr>
               <a:graphicFrameLocks noChangeAspect="1"/>
@@ -230,7 +199,7 @@
                   <pic:spPr>
                     <a:xfrm>
                       <a:off x="0" y="0"/>
-                      <a:ext cx="5441715" cy="5688000"/>
+                      <a:ext cx="5476157" cy="5724000"/>
                     </a:xfrm>
                     <a:prstGeom prst="rect"/>
                   </pic:spPr>
@@ -247,34 +216,149 @@
         <w:spacing w:after="240"/>
       </w:pPr>
       <w:r>
-        <w:t>Figur 1. Fyndplatser för naturvårdsarter i avverkningsanmälan (röd linje). Markörer utan svart kant är placerade på fyndplatsen. Markörer med svart kant är placerade vid sidan av fyndplatsen och har ett svart streck som visar fyndplatsens exakta position. Kartans mittpunktskoordinat är N 6971215, E 582475 i SWEREF 99 TM.</w:t>
+        <w:t>Figur 1. Fyndplatser för naturvårdsarter i avverkningsanmälan. Markörer utan svart kant är placerade på fyndplatsen. Markörer med svart kant är placerade vid sidan av fyndplatsen har ett svart streck som visar fyndplatsens exakta position. Kartans mittpunktskoordinat är N 6971215, E 582475 i SWEREF 99 TM.</w:t>
+      </w:r>
+    </w:p>
+    <w:p>
+      <w:r>
+        <w:t>I avverkningsanmälan finns fynd av 12 naturvårdsarter, varav 5 är rödlistade, 1 är fridlyst, 11 är typiska (T) och 7 är signalarter (S): garnlav (VU, T), lunglav (NT, T), rosenticka (NT, T), tretåig hackspett (NT, T, §4), ullticka (NT, T), bårdlav (S, T), korallblylav (S, T), luddlav (S, T), skinnlav (S, T), stuplav (S, T), vedticka (S, T) och vågbandad barkbock (S). Se Figur 1.</w:t>
+      </w:r>
+    </w:p>
+    <w:p>
+      <w:r>
+        <w:t>Nedan presenteras relevanta utdrag ur standarderna för FSC, Chain of Custody, Controlled Wood och PEFC.</w:t>
+      </w:r>
+    </w:p>
+    <w:p>
+      <w:r>
+        <w:t>Vi förväntar oss att ni återkommer med ett skriftligt svar på vårt klagomål och även beskriver vilka korrigerande åtgärder ni satt in för att rätta till identifierade brister i er efterlevnad av den svenska FSC standarden.</w:t>
       </w:r>
     </w:p>
     <w:p>
       <w:pPr>
-        <w:pStyle w:val="Heading2"/>
+        <w:pStyle w:val="Heading1"/>
       </w:pPr>
       <w:r>
-        <w:t>Fridlysta arter</w:t>
+        <w:t>Naturvårdsarter och fridlysta arter</w:t>
       </w:r>
     </w:p>
     <w:p>
       <w:r>
-        <w:t>Följande fridlysta arter har sina livsmiljöer och växtplatser i den avverkningsanmälda skogen: tretåig hackspett (NT, T, §4).</w:t>
+        <w:t>Nedan följer beskrivningar av de naturvårdsarter och fridlysta arter som har sina livsmiljöer och växtplatser i den avverkningsanmälda skogen. Se även ytterligare artfakta i BILAGA 1. De påträffade naturvårdsarterna är ett tydligt kvitto på att det rör sig om en skog med höga naturvärden.</w:t>
       </w:r>
     </w:p>
     <w:p>
-      <w:r>
-        <w:t xml:space="preserve">Observera att medlemsländerna är skyldiga att agera i enlighet med EU:s fågeldirektiv där det uttryckligen står att direktivet gäller för fåglar samt för deras ägg, bon och </w:t>
-      </w:r>
       <w:r>
         <w:rPr>
           <w:b/>
         </w:rPr>
-        <w:t xml:space="preserve">livsmiljöer </w:t>
-      </w:r>
-      <w:r>
-        <w:t>(artikel 1). Vidare att de åtgärder som vidtas inte får leda till en försämring av den nuvarande situationen beträffande bevarandet av de fågelarter som avses i artikel 1 (artikel 13). Fågeldirektivet är styrande för tillsynsansvariga myndigheters ärendehantering, ställningstaganden och beslutsfattande.</w:t>
+        <w:t>Garnlav (VU)</w:t>
+      </w:r>
+      <w:r>
+        <w:t xml:space="preserve"> är en utpräglad barrskogsart som ibland kan drapera träden i norrländska grannaturskogar med hög luftfuktighet. Den förekommer även i talldominerade bestånd där den, förutom i trädens grenverk, påträffas hängande över ojämnheter i tallbarken. Arten har minskat starkt i södra och mellersta Sverige och den minskar även i sitt nordliga utbredningsområde. Minskningstakten uppgår till 30 (20–50) % inom 50 år och överstiger gränsvärdet för Sårbar (VU). Orsaken till tillbakagången beror främst på slutavverkningar av naturskogsartade skogar. Bestånd med riklig förekomst bör regelmässigt sparas, vilket även gynnar flera andra sällsynta och rödlistade arter. Garnlav är värdväxt för den mycket sällsynta och akut hotade fjärilen barrskogslavfly (CR) som hör hemma i boreala barrskogar med riklig förekomst av värdväxten. Tidigare kunde arten konstateras årligen på flera platser vid Dala-Floda i Dalarna innan lokalerna kalavverkades. Senaste fyndet i landet av barrskogslavfly är från år 2000 då den påträffades vid Högberget i Sollefteå kommun. Garnlav är typisk art för </w:t>
+      </w:r>
+      <w:r>
+        <w:rPr>
+          <w:i/>
+        </w:rPr>
+        <w:t xml:space="preserve">9010 Taiga </w:t>
+      </w:r>
+      <w:r>
+        <w:t>och</w:t>
+      </w:r>
+      <w:r>
+        <w:rPr>
+          <w:i/>
+        </w:rPr>
+        <w:t xml:space="preserve"> 9070 Trädklädd betesmark</w:t>
+      </w:r>
+      <w:r>
+        <w:t xml:space="preserve"> (SLU Artdatabanken, 2026).</w:t>
+      </w:r>
+    </w:p>
+    <w:p>
+      <w:r>
+        <w:rPr>
+          <w:b/>
+        </w:rPr>
+        <w:t>Lunglav (NT)</w:t>
+      </w:r>
+      <w:r>
+        <w:t xml:space="preserve"> är en av vårt lands främsta signalarter som överallt indikerar gamla lövträd, skogsbestånd med höga naturvärden och ekosystem med långskoglig kontinuitet. Lokalt kan förekomsten vara mycket riklig men den hittas nästan enbart i gamla och ej slutavverkade skogar. Artens samtliga förekomster bör uppmärksammas från naturvårdssynpunkt, då många lokaler även hyser andra ovanliga och rödlistade arter. Rikliga förekomster bör skyddas med biotopskydd, frivilliga avsättningar eller reservat. På lunglav kan de sällsynta lavparasiterna lunglavshårprick (CR), </w:t>
+      </w:r>
+      <w:r>
+        <w:rPr>
+          <w:i/>
+        </w:rPr>
+        <w:t>Abrothallus diederichii</w:t>
+      </w:r>
+      <w:r>
+        <w:t xml:space="preserve"> (VU), </w:t>
+      </w:r>
+      <w:r>
+        <w:rPr>
+          <w:i/>
+        </w:rPr>
+        <w:t>Abrothallus lobariae</w:t>
+      </w:r>
+      <w:r>
+        <w:t xml:space="preserve"> (VU), </w:t>
+      </w:r>
+      <w:r>
+        <w:rPr>
+          <w:i/>
+        </w:rPr>
+        <w:t>Calycina lobariae</w:t>
+      </w:r>
+      <w:r>
+        <w:t xml:space="preserve"> (VU), lunglavsknapp (VU) och skrovelmössing (VU) påträffas. Lunglav är typisk art för </w:t>
+      </w:r>
+      <w:r>
+        <w:rPr>
+          <w:i/>
+        </w:rPr>
+        <w:t>9010 Taiga, 9020 Nordlig ädellövskog, 9110 Näringsfattig bokskog, 9130 Näringsrik bokskog, 9160 Näringsrik ekskog, 9180 Ädellövskog i branter, 9190 Näringsfattig ekskog, 9070 Trädklädd betesmark, 9040 Fjällbjörkskog</w:t>
+      </w:r>
+      <w:r>
+        <w:t xml:space="preserve"> och</w:t>
+      </w:r>
+      <w:r>
+        <w:rPr>
+          <w:i/>
+        </w:rPr>
+        <w:t xml:space="preserve"> 6530 Lövängar</w:t>
+      </w:r>
+      <w:r>
+        <w:t xml:space="preserve"> (SLU Artdatabanken, 2026; Nitare &amp; Skogsstyrelsen, 2019).</w:t>
+      </w:r>
+    </w:p>
+    <w:p>
+      <w:r>
+        <w:rPr>
+          <w:b/>
+        </w:rPr>
+        <w:t>Rosenticka (NT)</w:t>
+      </w:r>
+      <w:r>
+        <w:t xml:space="preserve">, rödlistad som nära hotad, ingår i en karaktäristisk association av vedsvampar som växer på gamla, grova granlågor i urskogsartade barrskogar. Den är placerad i toppen av Skogsstyrelsens värdepyramid för bedömning av skog med höga naturvärden och indikerar ett granskogsekosystem med långvarig kontinuitet av grova lågor. Artens beroende av grova granlågor innebär att alla skogsskötselåtgärder på eller i omedelbar närhet av lokalerna utgör ett hot på lång sikt. Det är angeläget att populationerna inte ytterligare glesas ut och ett tillräckligt antal områden där arten nu finns måste sparas för framtiden. Rosenticka är typisk art för </w:t>
+      </w:r>
+      <w:r>
+        <w:rPr>
+          <w:i/>
+        </w:rPr>
+        <w:t xml:space="preserve">9010 Taiga </w:t>
+      </w:r>
+      <w:r>
+        <w:t xml:space="preserve">och </w:t>
+      </w:r>
+      <w:r>
+        <w:rPr>
+          <w:i/>
+        </w:rPr>
+        <w:t>9050 Näringsrik granskog</w:t>
+      </w:r>
+      <w:r>
+        <w:t xml:space="preserve"> (Nitare &amp; Skogsstyrelsen, 2019; SLU Artdatabanken, 2024).</w:t>
       </w:r>
     </w:p>
     <w:p>
@@ -308,15 +392,58 @@
     </w:p>
     <w:p>
       <w:r>
-        <w:t>I BILAGA 1 finns mer detaljerad information om ekologi samt krav på livsmiljö hos fridlysta arter.</w:t>
-      </w:r>
-    </w:p>
-    <w:p>
-      <w:pPr>
-        <w:pStyle w:val="Heading2"/>
-      </w:pPr>
-      <w:r>
-        <w:t>Övriga naturvårdsarter</w:t>
+        <w:rPr>
+          <w:b/>
+        </w:rPr>
+        <w:t>Ullticka (NT)</w:t>
+      </w:r>
+      <w:r>
+        <w:t xml:space="preserve"> är knuten till restbestånd av barrnaturskog och förekommer med ett tydligt optimum i orörda eller måttligt påverkade gamla granskogar där det föreligger viss kontinuitet av grov död ved. Ullticka är en bra signalart inom hela sitt utbredningsområde och i södra Sverige är den sällsynt och en god signalart för skyddsvärda granskogsmiljöer. Den hotas av avverkning och fragmentering av naturskog och äldre granskog med lång trädkontinuitet. På ullticka kan ibland ulltickeporing (VU) påträffas - det är en sällsynt ticka som nyligen delats upp i de tre olika arterna ulltickeporing </w:t>
+      </w:r>
+      <w:r>
+        <w:rPr>
+          <w:i/>
+        </w:rPr>
+        <w:t xml:space="preserve">Skeletocutis brevispora </w:t>
+      </w:r>
+      <w:r>
+        <w:t>(VU)</w:t>
+      </w:r>
+      <w:r>
+        <w:rPr>
+          <w:i/>
+        </w:rPr>
+        <w:t>, Skeletocutis delicata</w:t>
+      </w:r>
+      <w:r>
+        <w:t xml:space="preserve"> (VU)</w:t>
+      </w:r>
+      <w:r>
+        <w:rPr>
+          <w:i/>
+        </w:rPr>
+        <w:t xml:space="preserve"> och Skeletocutis exilis</w:t>
+      </w:r>
+      <w:r>
+        <w:t xml:space="preserve"> (NT). Ullticka är typisk art för </w:t>
+      </w:r>
+      <w:r>
+        <w:rPr>
+          <w:i/>
+        </w:rPr>
+        <w:t xml:space="preserve">9010 Taiga, 9050 Näringsrik granskog </w:t>
+      </w:r>
+      <w:r>
+        <w:t xml:space="preserve">och </w:t>
+      </w:r>
+      <w:r>
+        <w:rPr>
+          <w:i/>
+        </w:rPr>
+        <w:t>9030 Landhöjningsskog</w:t>
+      </w:r>
+      <w:r>
+        <w:t xml:space="preserve"> (SLU Artdatabanken, 2026; Nitare &amp; Skogsstyrelsen, 2019; Miettinen &amp; Niemelä, 2018).</w:t>
       </w:r>
     </w:p>
     <w:p>
@@ -371,35 +498,6 @@
         <w:rPr>
           <w:b/>
         </w:rPr>
-        <w:t>Garnlav (VU)</w:t>
-      </w:r>
-      <w:r>
-        <w:t xml:space="preserve"> är en utpräglad barrskogsart som ibland kan drapera träden i norrländska grannaturskogar med hög luftfuktighet. Den förekommer även i talldominerade bestånd där den, förutom i trädens grenverk, påträffas hängande över ojämnheter i tallbarken. Arten har minskat starkt i södra och mellersta Sverige och den minskar även i sitt nordliga utbredningsområde. Minskningstakten uppgår till 30 (20–50) % inom 50 år och överstiger gränsvärdet för Sårbar (VU). Orsaken till tillbakagången beror främst på slutavverkningar av naturskogsartade skogar. Bestånd med riklig förekomst bör regelmässigt sparas, vilket även gynnar flera andra sällsynta och rödlistade arter. Garnlav är värdväxt för den mycket sällsynta och akut hotade fjärilen barrskogslavfly (CR) som hör hemma i boreala barrskogar med riklig förekomst av värdväxten. Tidigare kunde arten konstateras årligen på flera platser vid Dala-Floda i Dalarna innan lokalerna kalavverkades. Senaste fyndet i landet av barrskogslavfly är från år 2000 då den påträffades vid Högberget i Sollefteå kommun. Garnlav är typisk art för </w:t>
-      </w:r>
-      <w:r>
-        <w:rPr>
-          <w:i/>
-        </w:rPr>
-        <w:t xml:space="preserve">9010 Taiga </w:t>
-      </w:r>
-      <w:r>
-        <w:t>och</w:t>
-      </w:r>
-      <w:r>
-        <w:rPr>
-          <w:i/>
-        </w:rPr>
-        <w:t xml:space="preserve"> 9070 Trädklädd betesmark</w:t>
-      </w:r>
-      <w:r>
-        <w:t xml:space="preserve"> (SLU Artdatabanken, 2026).</w:t>
-      </w:r>
-    </w:p>
-    <w:p>
-      <w:r>
-        <w:rPr>
-          <w:b/>
-        </w:rPr>
         <w:t>Korallblylav</w:t>
       </w:r>
       <w:r>
@@ -467,91 +565,6 @@
         <w:rPr>
           <w:b/>
         </w:rPr>
-        <w:t>Lunglav (NT)</w:t>
-      </w:r>
-      <w:r>
-        <w:t xml:space="preserve"> är en av vårt lands främsta signalarter som överallt indikerar gamla lövträd, skogsbestånd med höga naturvärden och ekosystem med långskoglig kontinuitet. Lokalt kan förekomsten vara mycket riklig men den hittas nästan enbart i gamla och ej slutavverkade skogar. Artens samtliga förekomster bör uppmärksammas från naturvårdssynpunkt, då många lokaler även hyser andra ovanliga och rödlistade arter. Rikliga förekomster bör skyddas med biotopskydd, frivilliga avsättningar eller reservat. På lunglav kan de sällsynta lavparasiterna lunglavshårprick (CR), </w:t>
-      </w:r>
-      <w:r>
-        <w:rPr>
-          <w:i/>
-        </w:rPr>
-        <w:t>Abrothallus diederichii</w:t>
-      </w:r>
-      <w:r>
-        <w:t xml:space="preserve"> (VU), </w:t>
-      </w:r>
-      <w:r>
-        <w:rPr>
-          <w:i/>
-        </w:rPr>
-        <w:t>Abrothallus lobariae</w:t>
-      </w:r>
-      <w:r>
-        <w:t xml:space="preserve"> (VU), </w:t>
-      </w:r>
-      <w:r>
-        <w:rPr>
-          <w:i/>
-        </w:rPr>
-        <w:t>Calycina lobariae</w:t>
-      </w:r>
-      <w:r>
-        <w:t xml:space="preserve"> (VU), lunglavsknapp (VU) och skrovelmössing (VU) påträffas. Lunglav är typisk art för </w:t>
-      </w:r>
-      <w:r>
-        <w:rPr>
-          <w:i/>
-        </w:rPr>
-        <w:t>9010 Taiga, 9020 Nordlig ädellövskog, 9110 Näringsfattig bokskog, 9130 Näringsrik bokskog, 9160 Näringsrik ekskog, 9180 Ädellövskog i branter, 9190 Näringsfattig ekskog, 9070 Trädklädd betesmark, 9040 Fjällbjörkskog</w:t>
-      </w:r>
-      <w:r>
-        <w:t xml:space="preserve"> och</w:t>
-      </w:r>
-      <w:r>
-        <w:rPr>
-          <w:i/>
-        </w:rPr>
-        <w:t xml:space="preserve"> 6530 Lövängar</w:t>
-      </w:r>
-      <w:r>
-        <w:t xml:space="preserve"> (SLU Artdatabanken, 2026; Nitare &amp; Skogsstyrelsen, 2019).</w:t>
-      </w:r>
-    </w:p>
-    <w:p>
-      <w:r>
-        <w:rPr>
-          <w:b/>
-        </w:rPr>
-        <w:t>Rosenticka (NT)</w:t>
-      </w:r>
-      <w:r>
-        <w:t xml:space="preserve">, rödlistad som nära hotad, ingår i en karaktäristisk association av vedsvampar som växer på gamla, grova granlågor i urskogsartade barrskogar. Den är placerad i toppen av Skogsstyrelsens värdepyramid för bedömning av skog med höga naturvärden och indikerar ett granskogsekosystem med långvarig kontinuitet av grova lågor. Artens beroende av grova granlågor innebär att alla skogsskötselåtgärder på eller i omedelbar närhet av lokalerna utgör ett hot på lång sikt. Det är angeläget att populationerna inte ytterligare glesas ut och ett tillräckligt antal områden där arten nu finns måste sparas för framtiden. Rosenticka är typisk art för </w:t>
-      </w:r>
-      <w:r>
-        <w:rPr>
-          <w:i/>
-        </w:rPr>
-        <w:t xml:space="preserve">9010 Taiga </w:t>
-      </w:r>
-      <w:r>
-        <w:t xml:space="preserve">och </w:t>
-      </w:r>
-      <w:r>
-        <w:rPr>
-          <w:i/>
-        </w:rPr>
-        <w:t>9050 Näringsrik granskog</w:t>
-      </w:r>
-      <w:r>
-        <w:t xml:space="preserve"> (Nitare &amp; Skogsstyrelsen, 2019; SLU Artdatabanken, 2024).</w:t>
-      </w:r>
-    </w:p>
-    <w:p>
-      <w:r>
-        <w:rPr>
-          <w:b/>
-        </w:rPr>
         <w:t xml:space="preserve">Skinnlav </w:t>
       </w:r>
       <w:r>
@@ -630,62 +643,6 @@
       </w:r>
       <w:r>
         <w:t xml:space="preserve"> (SLU Artdatabanken, 2026; Nitare &amp; Skogsstyrelsen, 2019).</w:t>
-      </w:r>
-    </w:p>
-    <w:p>
-      <w:r>
-        <w:rPr>
-          <w:b/>
-        </w:rPr>
-        <w:t>Ullticka (NT)</w:t>
-      </w:r>
-      <w:r>
-        <w:t xml:space="preserve"> är knuten till restbestånd av barrnaturskog och förekommer med ett tydligt optimum i orörda eller måttligt påverkade gamla granskogar där det föreligger viss kontinuitet av grov död ved. Ullticka är en bra signalart inom hela sitt utbredningsområde och i södra Sverige är den sällsynt och en god signalart för skyddsvärda granskogsmiljöer. Den hotas av avverkning och fragmentering av naturskog och äldre granskog med lång trädkontinuitet. På ullticka kan ibland ulltickeporing (VU) påträffas - det är en sällsynt ticka som nyligen delats upp i de tre olika arterna ulltickeporing </w:t>
-      </w:r>
-      <w:r>
-        <w:rPr>
-          <w:i/>
-        </w:rPr>
-        <w:t xml:space="preserve">Skeletocutis brevispora </w:t>
-      </w:r>
-      <w:r>
-        <w:t>(VU)</w:t>
-      </w:r>
-      <w:r>
-        <w:rPr>
-          <w:i/>
-        </w:rPr>
-        <w:t>, Skeletocutis delicata</w:t>
-      </w:r>
-      <w:r>
-        <w:t xml:space="preserve"> (VU)</w:t>
-      </w:r>
-      <w:r>
-        <w:rPr>
-          <w:i/>
-        </w:rPr>
-        <w:t xml:space="preserve"> och Skeletocutis exilis</w:t>
-      </w:r>
-      <w:r>
-        <w:t xml:space="preserve"> (NT). Ullticka är typisk art för </w:t>
-      </w:r>
-      <w:r>
-        <w:rPr>
-          <w:i/>
-        </w:rPr>
-        <w:t xml:space="preserve">9010 Taiga, 9050 Näringsrik granskog </w:t>
-      </w:r>
-      <w:r>
-        <w:t xml:space="preserve">och </w:t>
-      </w:r>
-      <w:r>
-        <w:rPr>
-          <w:i/>
-        </w:rPr>
-        <w:t>9030 Landhöjningsskog</w:t>
-      </w:r>
-      <w:r>
-        <w:t xml:space="preserve"> (SLU Artdatabanken, 2026; Nitare &amp; Skogsstyrelsen, 2019; Miettinen &amp; Niemelä, 2018).</w:t>
       </w:r>
     </w:p>
     <w:p>
@@ -1455,7 +1412,7 @@
     <w:r>
       <w:tab/>
       <w:tab/>
-      <w:t>2026-06-20</w:t>
+      <w:t>2026-06-21</w:t>
       <w:br/>
       <w:br/>
     </w:r>

--- a/klagomål/A 3379-2026 FSC-klagomål.docx
+++ b/klagomål/A 3379-2026 FSC-klagomål.docx
@@ -1412,7 +1412,7 @@
     <w:r>
       <w:tab/>
       <w:tab/>
-      <w:t>2026-06-21</w:t>
+      <w:t>2026-06-22</w:t>
       <w:br/>
       <w:br/>
     </w:r>

--- a/klagomål/A 3379-2026 FSC-klagomål.docx
+++ b/klagomål/A 3379-2026 FSC-klagomål.docx
@@ -1412,7 +1412,7 @@
     <w:r>
       <w:tab/>
       <w:tab/>
-      <w:t>2026-06-22</w:t>
+      <w:t>2026-06-23</w:t>
       <w:br/>
       <w:br/>
     </w:r>

--- a/klagomål/A 3379-2026 FSC-klagomål.docx
+++ b/klagomål/A 3379-2026 FSC-klagomål.docx
@@ -1412,7 +1412,7 @@
     <w:r>
       <w:tab/>
       <w:tab/>
-      <w:t>2026-06-23</w:t>
+      <w:t>2026-06-24</w:t>
       <w:br/>
       <w:br/>
     </w:r>

--- a/klagomål/A 3379-2026 FSC-klagomål.docx
+++ b/klagomål/A 3379-2026 FSC-klagomål.docx
@@ -1412,7 +1412,7 @@
     <w:r>
       <w:tab/>
       <w:tab/>
-      <w:t>2026-06-24</w:t>
+      <w:t>2026-06-25</w:t>
       <w:br/>
       <w:br/>
     </w:r>

--- a/klagomål/A 3379-2026 FSC-klagomål.docx
+++ b/klagomål/A 3379-2026 FSC-klagomål.docx
@@ -1412,7 +1412,7 @@
     <w:r>
       <w:tab/>
       <w:tab/>
-      <w:t>2026-06-25</w:t>
+      <w:t>2026-06-26</w:t>
       <w:br/>
       <w:br/>
     </w:r>

--- a/klagomål/A 3379-2026 FSC-klagomål.docx
+++ b/klagomål/A 3379-2026 FSC-klagomål.docx
@@ -1412,7 +1412,7 @@
     <w:r>
       <w:tab/>
       <w:tab/>
-      <w:t>2026-06-26</w:t>
+      <w:t>2026-06-27</w:t>
       <w:br/>
       <w:br/>
     </w:r>

--- a/klagomål/A 3379-2026 FSC-klagomål.docx
+++ b/klagomål/A 3379-2026 FSC-klagomål.docx
@@ -1412,7 +1412,7 @@
     <w:r>
       <w:tab/>
       <w:tab/>
-      <w:t>2026-06-27</w:t>
+      <w:t>2026-06-28</w:t>
       <w:br/>
       <w:br/>
     </w:r>

--- a/klagomål/A 3379-2026 FSC-klagomål.docx
+++ b/klagomål/A 3379-2026 FSC-klagomål.docx
@@ -1412,7 +1412,7 @@
     <w:r>
       <w:tab/>
       <w:tab/>
-      <w:t>2026-06-28</w:t>
+      <w:t>2026-06-29</w:t>
       <w:br/>
       <w:br/>
     </w:r>

--- a/klagomål/A 3379-2026 FSC-klagomål.docx
+++ b/klagomål/A 3379-2026 FSC-klagomål.docx
@@ -1412,7 +1412,7 @@
     <w:r>
       <w:tab/>
       <w:tab/>
-      <w:t>2026-06-29</w:t>
+      <w:t>2026-06-30</w:t>
       <w:br/>
       <w:br/>
     </w:r>

--- a/klagomål/A 3379-2026 FSC-klagomål.docx
+++ b/klagomål/A 3379-2026 FSC-klagomål.docx
@@ -1412,7 +1412,7 @@
     <w:r>
       <w:tab/>
       <w:tab/>
-      <w:t>2026-06-30</w:t>
+      <w:t>2026-07-01</w:t>
       <w:br/>
       <w:br/>
     </w:r>

--- a/klagomål/A 3379-2026 FSC-klagomål.docx
+++ b/klagomål/A 3379-2026 FSC-klagomål.docx
@@ -1412,7 +1412,7 @@
     <w:r>
       <w:tab/>
       <w:tab/>
-      <w:t>2026-07-01</w:t>
+      <w:t>2026-07-02</w:t>
       <w:br/>
       <w:br/>
     </w:r>

--- a/klagomål/A 3379-2026 FSC-klagomål.docx
+++ b/klagomål/A 3379-2026 FSC-klagomål.docx
@@ -1412,7 +1412,7 @@
     <w:r>
       <w:tab/>
       <w:tab/>
-      <w:t>2026-07-13</w:t>
+      <w:t>2026-07-14</w:t>
       <w:br/>
       <w:br/>
     </w:r>

--- a/klagomål/A 3379-2026 FSC-klagomål.docx
+++ b/klagomål/A 3379-2026 FSC-klagomål.docx
@@ -1412,7 +1412,7 @@
     <w:r>
       <w:tab/>
       <w:tab/>
-      <w:t>2026-07-14</w:t>
+      <w:t>2026-07-15</w:t>
       <w:br/>
       <w:br/>
     </w:r>

--- a/klagomål/A 3379-2026 FSC-klagomål.docx
+++ b/klagomål/A 3379-2026 FSC-klagomål.docx
@@ -1412,7 +1412,7 @@
     <w:r>
       <w:tab/>
       <w:tab/>
-      <w:t>2026-07-15</w:t>
+      <w:t>2026-07-16</w:t>
       <w:br/>
       <w:br/>
     </w:r>

--- a/klagomål/A 3379-2026 FSC-klagomål.docx
+++ b/klagomål/A 3379-2026 FSC-klagomål.docx
@@ -1412,7 +1412,7 @@
     <w:r>
       <w:tab/>
       <w:tab/>
-      <w:t>2026-07-16</w:t>
+      <w:t>2026-07-17</w:t>
       <w:br/>
       <w:br/>
     </w:r>

--- a/klagomål/A 3379-2026 FSC-klagomål.docx
+++ b/klagomål/A 3379-2026 FSC-klagomål.docx
@@ -1412,7 +1412,7 @@
     <w:r>
       <w:tab/>
       <w:tab/>
-      <w:t>2026-07-17</w:t>
+      <w:t>2026-07-18</w:t>
       <w:br/>
       <w:br/>
     </w:r>

--- a/klagomål/A 3379-2026 FSC-klagomål.docx
+++ b/klagomål/A 3379-2026 FSC-klagomål.docx
@@ -1412,7 +1412,7 @@
     <w:r>
       <w:tab/>
       <w:tab/>
-      <w:t>2026-07-18</w:t>
+      <w:t>2026-07-19</w:t>
       <w:br/>
       <w:br/>
     </w:r>

--- a/klagomål/A 3379-2026 FSC-klagomål.docx
+++ b/klagomål/A 3379-2026 FSC-klagomål.docx
@@ -1412,7 +1412,7 @@
     <w:r>
       <w:tab/>
       <w:tab/>
-      <w:t>2026-07-19</w:t>
+      <w:t>2026-07-20</w:t>
       <w:br/>
       <w:br/>
     </w:r>

--- a/klagomål/A 3379-2026 FSC-klagomål.docx
+++ b/klagomål/A 3379-2026 FSC-klagomål.docx
@@ -1412,7 +1412,7 @@
     <w:r>
       <w:tab/>
       <w:tab/>
-      <w:t>2026-07-20</w:t>
+      <w:t>2026-07-21</w:t>
       <w:br/>
       <w:br/>
     </w:r>

--- a/klagomål/A 3379-2026 FSC-klagomål.docx
+++ b/klagomål/A 3379-2026 FSC-klagomål.docx
@@ -1412,7 +1412,7 @@
     <w:r>
       <w:tab/>
       <w:tab/>
-      <w:t>2026-07-21</w:t>
+      <w:t>2026-07-22</w:t>
       <w:br/>
       <w:br/>
     </w:r>

--- a/klagomål/A 3379-2026 FSC-klagomål.docx
+++ b/klagomål/A 3379-2026 FSC-klagomål.docx
@@ -1412,7 +1412,7 @@
     <w:r>
       <w:tab/>
       <w:tab/>
-      <w:t>2026-07-22</w:t>
+      <w:t>2026-07-23</w:t>
       <w:br/>
       <w:br/>
     </w:r>

--- a/klagomål/A 3379-2026 FSC-klagomål.docx
+++ b/klagomål/A 3379-2026 FSC-klagomål.docx
@@ -1412,7 +1412,7 @@
     <w:r>
       <w:tab/>
       <w:tab/>
-      <w:t>2026-07-23</w:t>
+      <w:t>2026-07-24</w:t>
       <w:br/>
       <w:br/>
     </w:r>

--- a/klagomål/A 3379-2026 FSC-klagomål.docx
+++ b/klagomål/A 3379-2026 FSC-klagomål.docx
@@ -1412,7 +1412,7 @@
     <w:r>
       <w:tab/>
       <w:tab/>
-      <w:t>2026-07-24</w:t>
+      <w:t>2026-07-25</w:t>
       <w:br/>
       <w:br/>
     </w:r>

--- a/klagomål/A 3379-2026 FSC-klagomål.docx
+++ b/klagomål/A 3379-2026 FSC-klagomål.docx
@@ -1412,7 +1412,7 @@
     <w:r>
       <w:tab/>
       <w:tab/>
-      <w:t>2026-07-25</w:t>
+      <w:t>2026-07-26</w:t>
       <w:br/>
       <w:br/>
     </w:r>

--- a/klagomål/A 3379-2026 FSC-klagomål.docx
+++ b/klagomål/A 3379-2026 FSC-klagomål.docx
@@ -1412,7 +1412,7 @@
     <w:r>
       <w:tab/>
       <w:tab/>
-      <w:t>2026-07-26</w:t>
+      <w:t>2026-07-27</w:t>
       <w:br/>
       <w:br/>
     </w:r>

--- a/klagomål/A 3379-2026 FSC-klagomål.docx
+++ b/klagomål/A 3379-2026 FSC-klagomål.docx
@@ -1412,7 +1412,7 @@
     <w:r>
       <w:tab/>
       <w:tab/>
-      <w:t>2026-07-27</w:t>
+      <w:t>2026-07-28</w:t>
       <w:br/>
       <w:br/>
     </w:r>

--- a/klagomål/A 3379-2026 FSC-klagomål.docx
+++ b/klagomål/A 3379-2026 FSC-klagomål.docx
@@ -1412,7 +1412,7 @@
     <w:r>
       <w:tab/>
       <w:tab/>
-      <w:t>2026-07-28</w:t>
+      <w:t>2026-07-29</w:t>
       <w:br/>
       <w:br/>
     </w:r>

--- a/klagomål/A 3379-2026 FSC-klagomål.docx
+++ b/klagomål/A 3379-2026 FSC-klagomål.docx
@@ -1412,7 +1412,7 @@
     <w:r>
       <w:tab/>
       <w:tab/>
-      <w:t>2026-07-29</w:t>
+      <w:t>2026-07-30</w:t>
       <w:br/>
       <w:br/>
     </w:r>

--- a/klagomål/A 3379-2026 FSC-klagomål.docx
+++ b/klagomål/A 3379-2026 FSC-klagomål.docx
@@ -1412,7 +1412,7 @@
     <w:r>
       <w:tab/>
       <w:tab/>
-      <w:t>2026-07-30</w:t>
+      <w:t>2026-07-31</w:t>
       <w:br/>
       <w:br/>
     </w:r>

--- a/klagomål/A 3379-2026 FSC-klagomål.docx
+++ b/klagomål/A 3379-2026 FSC-klagomål.docx
@@ -1412,7 +1412,7 @@
     <w:r>
       <w:tab/>
       <w:tab/>
-      <w:t>2026-07-31</w:t>
+      <w:t>2026-08-01</w:t>
       <w:br/>
       <w:br/>
     </w:r>

--- a/klagomål/A 3379-2026 FSC-klagomål.docx
+++ b/klagomål/A 3379-2026 FSC-klagomål.docx
@@ -1412,7 +1412,7 @@
     <w:r>
       <w:tab/>
       <w:tab/>
-      <w:t>2026-08-01</w:t>
+      <w:t>2026-08-02</w:t>
       <w:br/>
       <w:br/>
     </w:r>

--- a/klagomål/A 3379-2026 FSC-klagomål.docx
+++ b/klagomål/A 3379-2026 FSC-klagomål.docx
@@ -1412,7 +1412,7 @@
     <w:r>
       <w:tab/>
       <w:tab/>
-      <w:t>2026-08-02</w:t>
+      <w:t>2026-08-03</w:t>
       <w:br/>
       <w:br/>
     </w:r>

--- a/klagomål/A 3379-2026 FSC-klagomål.docx
+++ b/klagomål/A 3379-2026 FSC-klagomål.docx
@@ -1412,7 +1412,7 @@
     <w:r>
       <w:tab/>
       <w:tab/>
-      <w:t>2026-08-03</w:t>
+      <w:t>2026-08-05</w:t>
       <w:br/>
       <w:br/>
     </w:r>

--- a/klagomål/A 3379-2026 FSC-klagomål.docx
+++ b/klagomål/A 3379-2026 FSC-klagomål.docx
@@ -1412,7 +1412,7 @@
     <w:r>
       <w:tab/>
       <w:tab/>
-      <w:t>2026-08-05</w:t>
+      <w:t>2026-08-07</w:t>
       <w:br/>
       <w:br/>
     </w:r>

--- a/klagomål/A 3379-2026 FSC-klagomål.docx
+++ b/klagomål/A 3379-2026 FSC-klagomål.docx
@@ -1412,7 +1412,7 @@
     <w:r>
       <w:tab/>
       <w:tab/>
-      <w:t>2026-08-07</w:t>
+      <w:t>2026-08-08</w:t>
       <w:br/>
       <w:br/>
     </w:r>

--- a/klagomål/A 3379-2026 FSC-klagomål.docx
+++ b/klagomål/A 3379-2026 FSC-klagomål.docx
@@ -216,7 +216,7 @@
         <w:spacing w:after="240"/>
       </w:pPr>
       <w:r>
-        <w:t>Figur 1. Fyndplatser för naturvårdsarter i avverkningsanmälan. Markörer utan svart kant är placerade på fyndplatsen. Markörer med svart kant är placerade vid sidan av fyndplatsen har ett svart streck som visar fyndplatsens exakta position. Kartans mittpunktskoordinat är N 6971215, E 582475 i SWEREF 99 TM.</w:t>
+        <w:t>Figur 1. Fyndplatser för naturvårdsarter i avverkningsanmälan. Markörer utan svart kant är placerade på fyndplatsen. Markörer med svart kant är placerade vid sidan av fyndplatsen och har ett svart streck som visar fyndplatsens exakta position. Kartans mittpunktskoordinat är N 6971215, E 582475 i SWEREF 99 TM.</w:t>
       </w:r>
     </w:p>
     <w:p>
@@ -1412,7 +1412,7 @@
     <w:r>
       <w:tab/>
       <w:tab/>
-      <w:t>2026-08-14</w:t>
+      <w:t>2026-08-15</w:t>
       <w:br/>
       <w:br/>
     </w:r>

--- a/klagomål/A 3379-2026 FSC-klagomål.docx
+++ b/klagomål/A 3379-2026 FSC-klagomål.docx
@@ -1412,7 +1412,7 @@
     <w:r>
       <w:tab/>
       <w:tab/>
-      <w:t>2026-08-15</w:t>
+      <w:t>2026-08-16</w:t>
       <w:br/>
       <w:br/>
     </w:r>

--- a/klagomål/A 3379-2026 FSC-klagomål.docx
+++ b/klagomål/A 3379-2026 FSC-klagomål.docx
@@ -1412,7 +1412,7 @@
     <w:r>
       <w:tab/>
       <w:tab/>
-      <w:t>2026-08-16</w:t>
+      <w:t>2026-08-17</w:t>
       <w:br/>
       <w:br/>
     </w:r>

--- a/klagomål/A 3379-2026 FSC-klagomål.docx
+++ b/klagomål/A 3379-2026 FSC-klagomål.docx
@@ -1412,7 +1412,7 @@
     <w:r>
       <w:tab/>
       <w:tab/>
-      <w:t>2026-08-17</w:t>
+      <w:t>2026-08-18</w:t>
       <w:br/>
       <w:br/>
     </w:r>

--- a/klagomål/A 3379-2026 FSC-klagomål.docx
+++ b/klagomål/A 3379-2026 FSC-klagomål.docx
@@ -1412,7 +1412,7 @@
     <w:r>
       <w:tab/>
       <w:tab/>
-      <w:t>2026-08-18</w:t>
+      <w:t>2026-08-19</w:t>
       <w:br/>
       <w:br/>
     </w:r>

--- a/klagomål/A 3379-2026 FSC-klagomål.docx
+++ b/klagomål/A 3379-2026 FSC-klagomål.docx
@@ -1412,7 +1412,7 @@
     <w:r>
       <w:tab/>
       <w:tab/>
-      <w:t>2026-08-19</w:t>
+      <w:t>2026-08-20</w:t>
       <w:br/>
       <w:br/>
     </w:r>

--- a/klagomål/A 3379-2026 FSC-klagomål.docx
+++ b/klagomål/A 3379-2026 FSC-klagomål.docx
@@ -1412,7 +1412,7 @@
     <w:r>
       <w:tab/>
       <w:tab/>
-      <w:t>2026-08-20</w:t>
+      <w:t>2026-08-21</w:t>
       <w:br/>
       <w:br/>
     </w:r>

--- a/klagomål/A 3379-2026 FSC-klagomål.docx
+++ b/klagomål/A 3379-2026 FSC-klagomål.docx
@@ -1412,7 +1412,7 @@
     <w:r>
       <w:tab/>
       <w:tab/>
-      <w:t>2026-08-21</w:t>
+      <w:t>2026-08-22</w:t>
       <w:br/>
       <w:br/>
     </w:r>

--- a/klagomål/A 3379-2026 FSC-klagomål.docx
+++ b/klagomål/A 3379-2026 FSC-klagomål.docx
@@ -1412,7 +1412,7 @@
     <w:r>
       <w:tab/>
       <w:tab/>
-      <w:t>2026-08-22</w:t>
+      <w:t>2026-08-23</w:t>
       <w:br/>
       <w:br/>
     </w:r>

--- a/klagomål/A 3379-2026 FSC-klagomål.docx
+++ b/klagomål/A 3379-2026 FSC-klagomål.docx
@@ -1412,7 +1412,7 @@
     <w:r>
       <w:tab/>
       <w:tab/>
-      <w:t>2026-08-23</w:t>
+      <w:t>2026-08-24</w:t>
       <w:br/>
       <w:br/>
     </w:r>

--- a/klagomål/A 3379-2026 FSC-klagomål.docx
+++ b/klagomål/A 3379-2026 FSC-klagomål.docx
@@ -1412,7 +1412,7 @@
     <w:r>
       <w:tab/>
       <w:tab/>
-      <w:t>2026-08-24</w:t>
+      <w:t>2026-08-25</w:t>
       <w:br/>
       <w:br/>
     </w:r>

--- a/klagomål/A 3379-2026 FSC-klagomål.docx
+++ b/klagomål/A 3379-2026 FSC-klagomål.docx
@@ -1412,7 +1412,7 @@
     <w:r>
       <w:tab/>
       <w:tab/>
-      <w:t>2026-08-25</w:t>
+      <w:t>2026-08-26</w:t>
       <w:br/>
       <w:br/>
     </w:r>

--- a/klagomål/A 3379-2026 FSC-klagomål.docx
+++ b/klagomål/A 3379-2026 FSC-klagomål.docx
@@ -1412,7 +1412,7 @@
     <w:r>
       <w:tab/>
       <w:tab/>
-      <w:t>2026-08-26</w:t>
+      <w:t>2026-08-27</w:t>
       <w:br/>
       <w:br/>
     </w:r>

--- a/klagomål/A 3379-2026 FSC-klagomål.docx
+++ b/klagomål/A 3379-2026 FSC-klagomål.docx
@@ -1412,7 +1412,7 @@
     <w:r>
       <w:tab/>
       <w:tab/>
-      <w:t>2026-08-27</w:t>
+      <w:t>2026-08-28</w:t>
       <w:br/>
       <w:br/>
     </w:r>

--- a/klagomål/A 3379-2026 FSC-klagomål.docx
+++ b/klagomål/A 3379-2026 FSC-klagomål.docx
@@ -1412,7 +1412,7 @@
     <w:r>
       <w:tab/>
       <w:tab/>
-      <w:t>2026-08-28</w:t>
+      <w:t>2026-08-29</w:t>
       <w:br/>
       <w:br/>
     </w:r>

--- a/klagomål/A 3379-2026 FSC-klagomål.docx
+++ b/klagomål/A 3379-2026 FSC-klagomål.docx
@@ -1412,7 +1412,7 @@
     <w:r>
       <w:tab/>
       <w:tab/>
-      <w:t>2026-08-29</w:t>
+      <w:t>2026-08-31</w:t>
       <w:br/>
       <w:br/>
     </w:r>

--- a/klagomål/A 3379-2026 FSC-klagomål.docx
+++ b/klagomål/A 3379-2026 FSC-klagomål.docx
@@ -1412,7 +1412,7 @@
     <w:r>
       <w:tab/>
       <w:tab/>
-      <w:t>2026-08-31</w:t>
+      <w:t>2026-09-01</w:t>
       <w:br/>
       <w:br/>
     </w:r>

--- a/klagomål/A 3379-2026 FSC-klagomål.docx
+++ b/klagomål/A 3379-2026 FSC-klagomål.docx
@@ -1412,7 +1412,7 @@
     <w:r>
       <w:tab/>
       <w:tab/>
-      <w:t>2026-09-01</w:t>
+      <w:t>2026-09-02</w:t>
       <w:br/>
       <w:br/>
     </w:r>

--- a/klagomål/A 3379-2026 FSC-klagomål.docx
+++ b/klagomål/A 3379-2026 FSC-klagomål.docx
@@ -1412,7 +1412,7 @@
     <w:r>
       <w:tab/>
       <w:tab/>
-      <w:t>2026-09-02</w:t>
+      <w:t>2026-09-03</w:t>
       <w:br/>
       <w:br/>
     </w:r>

--- a/klagomål/A 3379-2026 FSC-klagomål.docx
+++ b/klagomål/A 3379-2026 FSC-klagomål.docx
@@ -1412,7 +1412,7 @@
     <w:r>
       <w:tab/>
       <w:tab/>
-      <w:t>2026-09-03</w:t>
+      <w:t>2026-09-04</w:t>
       <w:br/>
       <w:br/>
     </w:r>

--- a/klagomål/A 3379-2026 FSC-klagomål.docx
+++ b/klagomål/A 3379-2026 FSC-klagomål.docx
@@ -1412,7 +1412,7 @@
     <w:r>
       <w:tab/>
       <w:tab/>
-      <w:t>2026-09-04</w:t>
+      <w:t>2026-09-05</w:t>
       <w:br/>
       <w:br/>
     </w:r>

--- a/klagomål/A 3379-2026 FSC-klagomål.docx
+++ b/klagomål/A 3379-2026 FSC-klagomål.docx
@@ -1412,7 +1412,7 @@
     <w:r>
       <w:tab/>
       <w:tab/>
-      <w:t>2026-09-05</w:t>
+      <w:t>2026-09-06</w:t>
       <w:br/>
       <w:br/>
     </w:r>

--- a/klagomål/A 3379-2026 FSC-klagomål.docx
+++ b/klagomål/A 3379-2026 FSC-klagomål.docx
@@ -1412,7 +1412,7 @@
     <w:r>
       <w:tab/>
       <w:tab/>
-      <w:t>2026-09-06</w:t>
+      <w:t>2026-09-07</w:t>
       <w:br/>
       <w:br/>
     </w:r>

--- a/klagomål/A 3379-2026 FSC-klagomål.docx
+++ b/klagomål/A 3379-2026 FSC-klagomål.docx
@@ -1412,7 +1412,7 @@
     <w:r>
       <w:tab/>
       <w:tab/>
-      <w:t>2026-09-07</w:t>
+      <w:t>2026-09-08</w:t>
       <w:br/>
       <w:br/>
     </w:r>

--- a/klagomål/A 3379-2026 FSC-klagomål.docx
+++ b/klagomål/A 3379-2026 FSC-klagomål.docx
@@ -1412,7 +1412,7 @@
     <w:r>
       <w:tab/>
       <w:tab/>
-      <w:t>2026-09-08</w:t>
+      <w:t>2026-09-09</w:t>
       <w:br/>
       <w:br/>
     </w:r>

--- a/klagomål/A 3379-2026 FSC-klagomål.docx
+++ b/klagomål/A 3379-2026 FSC-klagomål.docx
@@ -1412,7 +1412,7 @@
     <w:r>
       <w:tab/>
       <w:tab/>
-      <w:t>2026-09-09</w:t>
+      <w:t>2026-09-10</w:t>
       <w:br/>
       <w:br/>
     </w:r>

--- a/klagomål/A 3379-2026 FSC-klagomål.docx
+++ b/klagomål/A 3379-2026 FSC-klagomål.docx
@@ -1412,7 +1412,7 @@
     <w:r>
       <w:tab/>
       <w:tab/>
-      <w:t>2026-09-10</w:t>
+      <w:t>2026-09-11</w:t>
       <w:br/>
       <w:br/>
     </w:r>

--- a/klagomål/A 3379-2026 FSC-klagomål.docx
+++ b/klagomål/A 3379-2026 FSC-klagomål.docx
@@ -1412,7 +1412,7 @@
     <w:r>
       <w:tab/>
       <w:tab/>
-      <w:t>2026-09-11</w:t>
+      <w:t>2026-09-12</w:t>
       <w:br/>
       <w:br/>
     </w:r>
